--- a/NDI_Multimedia_Appendix_2.docx
+++ b/NDI_Multimedia_Appendix_2.docx
@@ -21,7 +21,7 @@
         <w:spacing w:after="120" w:line="264" w:lineRule="auto"/>
       </w:pPr>
       <w:r>
-        <w:t>This appendix gives the supplementary results referred to in the manuscript; all analyses use PMData [2]. No analysis was run for this appendix: every value is read from the results archive in the public repository [1], and the file is named under each table. Values are given to three decimals. ρ is the within-participant Spearman correlation between predictions and target over a participant's scored test days; Δρ is the mean over participants of the paired difference in ρ between two arms. Intervals are bias-corrected and accelerated (BCa) bootstrap 95% CIs over participants (10,000 resamples, seed 42). P values are from the Wilcoxon signed-rank test (paired comparisons) or the one-sample Wilcoxon test against 0 (absolute ρ). q is the Benjamini-Hochberg adjusted P value across the four neutrosophic-versus-baseline comparisons within each target; V3 versus V-signed is outside that family and has no q. Equivalence is tested with two one-sided tests (TOST) at ±0.10, declared only when the 90% CI lies inside (−0.10, 0.10).</w:t>
+        <w:t>This appendix gives the supplementary results referred to in the manuscript; all analyses use PMData [2]. No analysis was run for this appendix: every value is read from the results archive in the public repository [1], and the file is named under each table. Values are given to three decimals; P and q values are given to two decimals, or three when below .01. ρ is the within-participant Spearman correlation between predictions and target over a participant's scored test days; Δρ is the mean over participants of the paired difference in ρ between two arms. Intervals are bias-corrected and accelerated (BCa) bootstrap 95% CIs over participants (10,000 resamples, seed 42). P values are from the Wilcoxon signed-rank test (paired comparisons) or the one-sample Wilcoxon test against 0 (absolute ρ). q is the Benjamini-Hochberg adjusted P value across the four neutrosophic-versus-baseline comparisons within each target; V3 versus V-signed is outside that family and has no q. Equivalence is tested with two one-sided tests (TOST) at ±0.10, declared only when the 90% CI lies inside (−0.10, 0.10).</w:t>
       </w:r>
     </w:p>
     <w:p>
@@ -46,50 +46,6 @@
         <w:spacing w:before="80" w:after="80"/>
         <w:jc w:val="center"/>
       </w:pPr>
-      <w:r>
-        <w:rPr>
-          <w:noProof/>
-        </w:rPr>
-        <w:lastRenderedPageBreak/>
-        <w:drawing>
-          <wp:inline distT="0" distB="0" distL="0" distR="0" wp14:anchorId="7B28F5C3" wp14:editId="6D6933E5">
-            <wp:extent cx="4095750" cy="3581400"/>
-            <wp:effectExtent l="0" t="0" r="0" b="0"/>
-            <wp:docPr id="1" name="Picture 1"/>
-            <wp:cNvGraphicFramePr>
-              <a:graphicFrameLocks xmlns:a="http://schemas.openxmlformats.org/drawingml/2006/main" noChangeAspect="1"/>
-            </wp:cNvGraphicFramePr>
-            <a:graphic xmlns:a="http://schemas.openxmlformats.org/drawingml/2006/main">
-              <a:graphicData uri="http://schemas.openxmlformats.org/drawingml/2006/picture">
-                <pic:pic xmlns:pic="http://schemas.openxmlformats.org/drawingml/2006/picture">
-                  <pic:nvPicPr>
-                    <pic:cNvPr id="0" name=""/>
-                    <pic:cNvPicPr>
-                      <a:picLocks noChangeAspect="1" noChangeArrowheads="1"/>
-                    </pic:cNvPicPr>
-                  </pic:nvPicPr>
-                  <pic:blipFill>
-                    <a:blip r:embed="rId5"/>
-                    <a:srcRect/>
-                    <a:stretch>
-                      <a:fillRect/>
-                    </a:stretch>
-                  </pic:blipFill>
-                  <pic:spPr bwMode="auto">
-                    <a:xfrm>
-                      <a:off x="0" y="0"/>
-                      <a:ext cx="4095750" cy="3581400"/>
-                    </a:xfrm>
-                    <a:prstGeom prst="rect">
-                      <a:avLst/>
-                    </a:prstGeom>
-                  </pic:spPr>
-                </pic:pic>
-              </a:graphicData>
-            </a:graphic>
-          </wp:inline>
-        </w:drawing>
-      </w:r>
     </w:p>
     <w:p>
       <w:pPr>
@@ -162,7 +118,7 @@
           <w:left w:w="10" w:type="dxa"/>
           <w:right w:w="10" w:type="dxa"/>
         </w:tblCellMar>
-        <w:tblLook w:val="0000" w:firstRow="0" w:lastRow="0" w:firstColumn="0" w:lastColumn="0" w:noHBand="0" w:noVBand="0"/>
+        <w:tblLook w:val="04A0" w:firstRow="1" w:lastRow="0" w:firstColumn="1" w:lastColumn="0" w:noHBand="0" w:noVBand="1"/>
       </w:tblPr>
       <w:tblGrid>
         <w:gridCol w:w="4574"/>
@@ -171,6 +127,12 @@
         <w:gridCol w:w="2287"/>
       </w:tblGrid>
       <w:tr>
+        <w:tblPrEx>
+          <w:tblCellMar>
+            <w:top w:w="0" w:type="dxa"/>
+            <w:bottom w:w="0" w:type="dxa"/>
+          </w:tblCellMar>
+        </w:tblPrEx>
         <w:trPr>
           <w:cantSplit/>
           <w:tblHeader/>
@@ -301,6 +263,12 @@
         </w:tc>
       </w:tr>
       <w:tr>
+        <w:tblPrEx>
+          <w:tblCellMar>
+            <w:top w:w="0" w:type="dxa"/>
+            <w:bottom w:w="0" w:type="dxa"/>
+          </w:tblCellMar>
+        </w:tblPrEx>
         <w:trPr>
           <w:cantSplit/>
         </w:trPr>
@@ -416,12 +384,18 @@
                 <w:sz w:val="18"/>
                 <w:szCs w:val="18"/>
               </w:rPr>
-              <w:t>.035</w:t>
+              <w:t>.04</w:t>
             </w:r>
           </w:p>
         </w:tc>
       </w:tr>
       <w:tr>
+        <w:tblPrEx>
+          <w:tblCellMar>
+            <w:top w:w="0" w:type="dxa"/>
+            <w:bottom w:w="0" w:type="dxa"/>
+          </w:tblCellMar>
+        </w:tblPrEx>
         <w:trPr>
           <w:cantSplit/>
         </w:trPr>
@@ -537,12 +511,18 @@
                 <w:sz w:val="18"/>
                 <w:szCs w:val="18"/>
               </w:rPr>
-              <w:t>.035</w:t>
+              <w:t>.04</w:t>
             </w:r>
           </w:p>
         </w:tc>
       </w:tr>
       <w:tr>
+        <w:tblPrEx>
+          <w:tblCellMar>
+            <w:top w:w="0" w:type="dxa"/>
+            <w:bottom w:w="0" w:type="dxa"/>
+          </w:tblCellMar>
+        </w:tblPrEx>
         <w:trPr>
           <w:cantSplit/>
         </w:trPr>
@@ -658,12 +638,18 @@
                 <w:sz w:val="18"/>
                 <w:szCs w:val="18"/>
               </w:rPr>
-              <w:t>.808</w:t>
+              <w:t>.81</w:t>
             </w:r>
           </w:p>
         </w:tc>
       </w:tr>
       <w:tr>
+        <w:tblPrEx>
+          <w:tblCellMar>
+            <w:top w:w="0" w:type="dxa"/>
+            <w:bottom w:w="0" w:type="dxa"/>
+          </w:tblCellMar>
+        </w:tblPrEx>
         <w:trPr>
           <w:cantSplit/>
         </w:trPr>
@@ -779,12 +765,18 @@
                 <w:sz w:val="18"/>
                 <w:szCs w:val="18"/>
               </w:rPr>
-              <w:t>.583</w:t>
+              <w:t>.58</w:t>
             </w:r>
           </w:p>
         </w:tc>
       </w:tr>
       <w:tr>
+        <w:tblPrEx>
+          <w:tblCellMar>
+            <w:top w:w="0" w:type="dxa"/>
+            <w:bottom w:w="0" w:type="dxa"/>
+          </w:tblCellMar>
+        </w:tblPrEx>
         <w:trPr>
           <w:cantSplit/>
         </w:trPr>
@@ -915,7 +907,7 @@
           <w:sz w:val="18"/>
           <w:szCs w:val="18"/>
         </w:rPr>
-        <w:t>Source: results_v1.4_task3/task3_absolute_rho_stress_formatted.csv; persistence: persistence_reference_summary_formatted.csv (1071 days with a report on both days). Persistence is a reference row and was not tested against 0.</w:t>
+        <w:t>Source: results_v1.4_task3/task3_absolute_rho_stress_formatted.csv; persistence: persistence_reference_summary_formatted.csv (1,071 days with a report on both days). Persistence is a reference row and was not tested against 0.</w:t>
       </w:r>
     </w:p>
     <w:p>
@@ -956,7 +948,7 @@
           <w:left w:w="10" w:type="dxa"/>
           <w:right w:w="10" w:type="dxa"/>
         </w:tblCellMar>
-        <w:tblLook w:val="0000" w:firstRow="0" w:lastRow="0" w:firstColumn="0" w:lastColumn="0" w:noHBand="0" w:noVBand="0"/>
+        <w:tblLook w:val="04A0" w:firstRow="1" w:lastRow="0" w:firstColumn="1" w:lastColumn="0" w:noHBand="0" w:noVBand="1"/>
       </w:tblPr>
       <w:tblGrid>
         <w:gridCol w:w="2160"/>
@@ -968,6 +960,12 @@
         <w:gridCol w:w="2748"/>
       </w:tblGrid>
       <w:tr>
+        <w:tblPrEx>
+          <w:tblCellMar>
+            <w:top w:w="0" w:type="dxa"/>
+            <w:bottom w:w="0" w:type="dxa"/>
+          </w:tblCellMar>
+        </w:tblPrEx>
         <w:trPr>
           <w:cantSplit/>
           <w:tblHeader/>
@@ -1191,6 +1189,12 @@
         </w:tc>
       </w:tr>
       <w:tr>
+        <w:tblPrEx>
+          <w:tblCellMar>
+            <w:top w:w="0" w:type="dxa"/>
+            <w:bottom w:w="0" w:type="dxa"/>
+          </w:tblCellMar>
+        </w:tblPrEx>
         <w:trPr>
           <w:cantSplit/>
         </w:trPr>
@@ -1335,7 +1339,7 @@
                 <w:sz w:val="18"/>
                 <w:szCs w:val="18"/>
               </w:rPr>
-              <w:t>.030</w:t>
+              <w:t>.03</w:t>
             </w:r>
           </w:p>
         </w:tc>
@@ -1364,7 +1368,7 @@
                 <w:sz w:val="18"/>
                 <w:szCs w:val="18"/>
               </w:rPr>
-              <w:t>.116</w:t>
+              <w:t>0.12</w:t>
             </w:r>
           </w:p>
         </w:tc>
@@ -1399,6 +1403,12 @@
         </w:tc>
       </w:tr>
       <w:tr>
+        <w:tblPrEx>
+          <w:tblCellMar>
+            <w:top w:w="0" w:type="dxa"/>
+            <w:bottom w:w="0" w:type="dxa"/>
+          </w:tblCellMar>
+        </w:tblPrEx>
         <w:trPr>
           <w:cantSplit/>
         </w:trPr>
@@ -1543,7 +1553,7 @@
                 <w:sz w:val="18"/>
                 <w:szCs w:val="18"/>
               </w:rPr>
-              <w:t>.173</w:t>
+              <w:t>.17</w:t>
             </w:r>
           </w:p>
         </w:tc>
@@ -1572,7 +1582,7 @@
                 <w:sz w:val="18"/>
                 <w:szCs w:val="18"/>
               </w:rPr>
-              <w:t>.230</w:t>
+              <w:t>0.23</w:t>
             </w:r>
           </w:p>
         </w:tc>
@@ -1607,6 +1617,12 @@
         </w:tc>
       </w:tr>
       <w:tr>
+        <w:tblPrEx>
+          <w:tblCellMar>
+            <w:top w:w="0" w:type="dxa"/>
+            <w:bottom w:w="0" w:type="dxa"/>
+          </w:tblCellMar>
+        </w:tblPrEx>
         <w:trPr>
           <w:cantSplit/>
         </w:trPr>
@@ -1751,7 +1767,7 @@
                 <w:sz w:val="18"/>
                 <w:szCs w:val="18"/>
               </w:rPr>
-              <w:t>.058</w:t>
+              <w:t>.06</w:t>
             </w:r>
           </w:p>
         </w:tc>
@@ -1780,7 +1796,7 @@
                 <w:sz w:val="18"/>
                 <w:szCs w:val="18"/>
               </w:rPr>
-              <w:t>.116</w:t>
+              <w:t>0.12</w:t>
             </w:r>
           </w:p>
         </w:tc>
@@ -1815,6 +1831,12 @@
         </w:tc>
       </w:tr>
       <w:tr>
+        <w:tblPrEx>
+          <w:tblCellMar>
+            <w:top w:w="0" w:type="dxa"/>
+            <w:bottom w:w="0" w:type="dxa"/>
+          </w:tblCellMar>
+        </w:tblPrEx>
         <w:trPr>
           <w:cantSplit/>
         </w:trPr>
@@ -1959,7 +1981,7 @@
                 <w:sz w:val="18"/>
                 <w:szCs w:val="18"/>
               </w:rPr>
-              <w:t>.241</w:t>
+              <w:t>.24</w:t>
             </w:r>
           </w:p>
         </w:tc>
@@ -1988,7 +2010,7 @@
                 <w:sz w:val="18"/>
                 <w:szCs w:val="18"/>
               </w:rPr>
-              <w:t>.241</w:t>
+              <w:t>0.24</w:t>
             </w:r>
           </w:p>
         </w:tc>
@@ -2023,6 +2045,12 @@
         </w:tc>
       </w:tr>
       <w:tr>
+        <w:tblPrEx>
+          <w:tblCellMar>
+            <w:top w:w="0" w:type="dxa"/>
+            <w:bottom w:w="0" w:type="dxa"/>
+          </w:tblCellMar>
+        </w:tblPrEx>
         <w:trPr>
           <w:cantSplit/>
         </w:trPr>
@@ -2167,7 +2195,7 @@
                 <w:sz w:val="18"/>
                 <w:szCs w:val="18"/>
               </w:rPr>
-              <w:t>.855</w:t>
+              <w:t>.86</w:t>
             </w:r>
           </w:p>
         </w:tc>
@@ -2256,7 +2284,7 @@
         <w:spacing w:after="120" w:line="264" w:lineRule="auto"/>
       </w:pPr>
       <w:r>
-        <w:t>Participant p12 had been excluded from versions 1 to 1.3 by a loader error (Multimedia Appendix 1, correction 5) and entered the final analysis under the existing eligibility rules. To show which results depend on p12, every primary comparison was also run without p12, with p12 removed both from the cohort and from every donor pool (the F channel's population norm uses the other participants). This was fixed in config_v1_4.json before the v1.4 run.</w:t>
+        <w:t>Participant p12 had been excluded from versions 1 to 1.3 by a loader error (Multimedia Appendix 1, fix 5) and entered the final analysis under the existing eligibility rules. To show which results depend on p12, every primary comparison was also run without p12, with p12 removed both from the cohort and from every donor pool (the F channel's population norm uses the other participants). This was fixed in config_v1_4.json before the v1.4 run.</w:t>
       </w:r>
     </w:p>
     <w:p>
@@ -2296,7 +2324,7 @@
           <w:left w:w="10" w:type="dxa"/>
           <w:right w:w="10" w:type="dxa"/>
         </w:tblCellMar>
-        <w:tblLook w:val="0000" w:firstRow="0" w:lastRow="0" w:firstColumn="0" w:lastColumn="0" w:noHBand="0" w:noVBand="0"/>
+        <w:tblLook w:val="04A0" w:firstRow="1" w:lastRow="0" w:firstColumn="1" w:lastColumn="0" w:noHBand="0" w:noVBand="1"/>
       </w:tblPr>
       <w:tblGrid>
         <w:gridCol w:w="1525"/>
@@ -2309,6 +2337,12 @@
         <w:gridCol w:w="763"/>
       </w:tblGrid>
       <w:tr>
+        <w:tblPrEx>
+          <w:tblCellMar>
+            <w:top w:w="0" w:type="dxa"/>
+            <w:bottom w:w="0" w:type="dxa"/>
+          </w:tblCellMar>
+        </w:tblPrEx>
         <w:trPr>
           <w:cantSplit/>
           <w:tblHeader/>
@@ -2563,6 +2597,12 @@
         </w:tc>
       </w:tr>
       <w:tr>
+        <w:tblPrEx>
+          <w:tblCellMar>
+            <w:top w:w="0" w:type="dxa"/>
+            <w:bottom w:w="0" w:type="dxa"/>
+          </w:tblCellMar>
+        </w:tblPrEx>
         <w:trPr>
           <w:cantSplit/>
         </w:trPr>
@@ -2649,7 +2689,7 @@
                 <w:sz w:val="18"/>
                 <w:szCs w:val="18"/>
               </w:rPr>
-              <w:t>0.213 (0.125 to 0.301); q=.002</w:t>
+              <w:t>0.213 (0.125 to 0.301); q=0.002</w:t>
             </w:r>
           </w:p>
         </w:tc>
@@ -2794,12 +2834,18 @@
                 <w:sz w:val="18"/>
                 <w:szCs w:val="18"/>
               </w:rPr>
-              <w:t>.002</w:t>
+              <w:t>0.002</w:t>
             </w:r>
           </w:p>
         </w:tc>
       </w:tr>
       <w:tr>
+        <w:tblPrEx>
+          <w:tblCellMar>
+            <w:top w:w="0" w:type="dxa"/>
+            <w:bottom w:w="0" w:type="dxa"/>
+          </w:tblCellMar>
+        </w:tblPrEx>
         <w:trPr>
           <w:cantSplit/>
         </w:trPr>
@@ -2886,7 +2932,7 @@
                 <w:sz w:val="18"/>
                 <w:szCs w:val="18"/>
               </w:rPr>
-              <w:t>0.283 (0.179 to 0.375); q=.001</w:t>
+              <w:t>0.283 (0.179 to 0.375); q=0.001</w:t>
             </w:r>
           </w:p>
         </w:tc>
@@ -3031,12 +3077,18 @@
                 <w:sz w:val="18"/>
                 <w:szCs w:val="18"/>
               </w:rPr>
-              <w:t>.002</w:t>
+              <w:t>0.002</w:t>
             </w:r>
           </w:p>
         </w:tc>
       </w:tr>
       <w:tr>
+        <w:tblPrEx>
+          <w:tblCellMar>
+            <w:top w:w="0" w:type="dxa"/>
+            <w:bottom w:w="0" w:type="dxa"/>
+          </w:tblCellMar>
+        </w:tblPrEx>
         <w:trPr>
           <w:cantSplit/>
         </w:trPr>
@@ -3123,7 +3175,7 @@
                 <w:sz w:val="18"/>
                 <w:szCs w:val="18"/>
               </w:rPr>
-              <w:t>0.113 (0.022 to 0.241); q=.039</w:t>
+              <w:t>0.113 (0.022 to 0.241); q=0.04</w:t>
             </w:r>
           </w:p>
         </w:tc>
@@ -3239,7 +3291,7 @@
                 <w:sz w:val="18"/>
                 <w:szCs w:val="18"/>
               </w:rPr>
-              <w:t>.055</w:t>
+              <w:t>.06</w:t>
             </w:r>
           </w:p>
         </w:tc>
@@ -3268,12 +3320,18 @@
                 <w:sz w:val="18"/>
                 <w:szCs w:val="18"/>
               </w:rPr>
-              <w:t>.055</w:t>
+              <w:t>0.06</w:t>
             </w:r>
           </w:p>
         </w:tc>
       </w:tr>
       <w:tr>
+        <w:tblPrEx>
+          <w:tblCellMar>
+            <w:top w:w="0" w:type="dxa"/>
+            <w:bottom w:w="0" w:type="dxa"/>
+          </w:tblCellMar>
+        </w:tblPrEx>
         <w:trPr>
           <w:cantSplit/>
         </w:trPr>
@@ -3360,7 +3418,7 @@
                 <w:sz w:val="18"/>
                 <w:szCs w:val="18"/>
               </w:rPr>
-              <w:t>0.183 (0.076 to 0.297); q=.024</w:t>
+              <w:t>0.183 (0.076 to 0.297); q=0.02</w:t>
             </w:r>
           </w:p>
         </w:tc>
@@ -3476,7 +3534,7 @@
                 <w:sz w:val="18"/>
                 <w:szCs w:val="18"/>
               </w:rPr>
-              <w:t>.018</w:t>
+              <w:t>.02</w:t>
             </w:r>
           </w:p>
         </w:tc>
@@ -3505,12 +3563,18 @@
                 <w:sz w:val="18"/>
                 <w:szCs w:val="18"/>
               </w:rPr>
-              <w:t>.024</w:t>
+              <w:t>0.02</w:t>
             </w:r>
           </w:p>
         </w:tc>
       </w:tr>
       <w:tr>
+        <w:tblPrEx>
+          <w:tblCellMar>
+            <w:top w:w="0" w:type="dxa"/>
+            <w:bottom w:w="0" w:type="dxa"/>
+          </w:tblCellMar>
+        </w:tblPrEx>
         <w:trPr>
           <w:cantSplit/>
         </w:trPr>
@@ -3597,7 +3661,7 @@
                 <w:sz w:val="18"/>
                 <w:szCs w:val="18"/>
               </w:rPr>
-              <w:t>0.100 (0.030 to 0.176); P=.018</w:t>
+              <w:t>0.100 (0.030 to 0.176); P=.02</w:t>
             </w:r>
           </w:p>
         </w:tc>
@@ -3713,7 +3777,7 @@
                 <w:sz w:val="18"/>
                 <w:szCs w:val="18"/>
               </w:rPr>
-              <w:t>.135</w:t>
+              <w:t>.14</w:t>
             </w:r>
           </w:p>
         </w:tc>
@@ -3748,6 +3812,12 @@
         </w:tc>
       </w:tr>
       <w:tr>
+        <w:tblPrEx>
+          <w:tblCellMar>
+            <w:top w:w="0" w:type="dxa"/>
+            <w:bottom w:w="0" w:type="dxa"/>
+          </w:tblCellMar>
+        </w:tblPrEx>
         <w:trPr>
           <w:cantSplit/>
         </w:trPr>
@@ -3834,7 +3904,7 @@
                 <w:sz w:val="18"/>
                 <w:szCs w:val="18"/>
               </w:rPr>
-              <w:t>0.025 (−0.077 to 0.132); q=.900</w:t>
+              <w:t>0.025 (−0.077 to 0.132); q=0.90</w:t>
             </w:r>
           </w:p>
         </w:tc>
@@ -3950,7 +4020,7 @@
                 <w:sz w:val="18"/>
                 <w:szCs w:val="18"/>
               </w:rPr>
-              <w:t>.978</w:t>
+              <w:t>.98</w:t>
             </w:r>
           </w:p>
         </w:tc>
@@ -3979,12 +4049,18 @@
                 <w:sz w:val="18"/>
                 <w:szCs w:val="18"/>
               </w:rPr>
-              <w:t>.978</w:t>
+              <w:t>0.98</w:t>
             </w:r>
           </w:p>
         </w:tc>
       </w:tr>
       <w:tr>
+        <w:tblPrEx>
+          <w:tblCellMar>
+            <w:top w:w="0" w:type="dxa"/>
+            <w:bottom w:w="0" w:type="dxa"/>
+          </w:tblCellMar>
+        </w:tblPrEx>
         <w:trPr>
           <w:cantSplit/>
         </w:trPr>
@@ -4071,7 +4147,7 @@
                 <w:sz w:val="18"/>
                 <w:szCs w:val="18"/>
               </w:rPr>
-              <w:t>0.092 (−0.022 to 0.213); q=.549</w:t>
+              <w:t>0.092 (−0.022 to 0.213); q=0.55</w:t>
             </w:r>
           </w:p>
         </w:tc>
@@ -4187,7 +4263,7 @@
                 <w:sz w:val="18"/>
                 <w:szCs w:val="18"/>
               </w:rPr>
-              <w:t>.252</w:t>
+              <w:t>.25</w:t>
             </w:r>
           </w:p>
         </w:tc>
@@ -4216,12 +4292,18 @@
                 <w:sz w:val="18"/>
                 <w:szCs w:val="18"/>
               </w:rPr>
-              <w:t>.606</w:t>
+              <w:t>0.61</w:t>
             </w:r>
           </w:p>
         </w:tc>
       </w:tr>
       <w:tr>
+        <w:tblPrEx>
+          <w:tblCellMar>
+            <w:top w:w="0" w:type="dxa"/>
+            <w:bottom w:w="0" w:type="dxa"/>
+          </w:tblCellMar>
+        </w:tblPrEx>
         <w:trPr>
           <w:cantSplit/>
         </w:trPr>
@@ -4308,7 +4390,7 @@
                 <w:sz w:val="18"/>
                 <w:szCs w:val="18"/>
               </w:rPr>
-              <w:t>0.028 (−0.076 to 0.142); q=.900</w:t>
+              <w:t>0.028 (−0.076 to 0.142); q=0.90</w:t>
             </w:r>
           </w:p>
         </w:tc>
@@ -4424,7 +4506,7 @@
                 <w:sz w:val="18"/>
                 <w:szCs w:val="18"/>
               </w:rPr>
-              <w:t>.804</w:t>
+              <w:t>.80</w:t>
             </w:r>
           </w:p>
         </w:tc>
@@ -4453,12 +4535,18 @@
                 <w:sz w:val="18"/>
                 <w:szCs w:val="18"/>
               </w:rPr>
-              <w:t>.978</w:t>
+              <w:t>0.98</w:t>
             </w:r>
           </w:p>
         </w:tc>
       </w:tr>
       <w:tr>
+        <w:tblPrEx>
+          <w:tblCellMar>
+            <w:top w:w="0" w:type="dxa"/>
+            <w:bottom w:w="0" w:type="dxa"/>
+          </w:tblCellMar>
+        </w:tblPrEx>
         <w:trPr>
           <w:cantSplit/>
         </w:trPr>
@@ -4545,7 +4633,7 @@
                 <w:sz w:val="18"/>
                 <w:szCs w:val="18"/>
               </w:rPr>
-              <w:t>0.094 (−0.021 to 0.219); q=.549</w:t>
+              <w:t>0.094 (−0.021 to 0.219); q=0.55</w:t>
             </w:r>
           </w:p>
         </w:tc>
@@ -4661,7 +4749,7 @@
                 <w:sz w:val="18"/>
                 <w:szCs w:val="18"/>
               </w:rPr>
-              <w:t>.303</w:t>
+              <w:t>.30</w:t>
             </w:r>
           </w:p>
         </w:tc>
@@ -4690,12 +4778,18 @@
                 <w:sz w:val="18"/>
                 <w:szCs w:val="18"/>
               </w:rPr>
-              <w:t>.606</w:t>
+              <w:t>0.61</w:t>
             </w:r>
           </w:p>
         </w:tc>
       </w:tr>
       <w:tr>
+        <w:tblPrEx>
+          <w:tblCellMar>
+            <w:top w:w="0" w:type="dxa"/>
+            <w:bottom w:w="0" w:type="dxa"/>
+          </w:tblCellMar>
+        </w:tblPrEx>
         <w:trPr>
           <w:cantSplit/>
         </w:trPr>
@@ -4782,7 +4876,7 @@
                 <w:sz w:val="18"/>
                 <w:szCs w:val="18"/>
               </w:rPr>
-              <w:t>−0.003 (−0.104 to 0.074); P=.940</w:t>
+              <w:t>−0.003 (−0.104 to 0.074); P=.94</w:t>
             </w:r>
           </w:p>
         </w:tc>
@@ -4898,7 +4992,7 @@
                 <w:sz w:val="18"/>
                 <w:szCs w:val="18"/>
               </w:rPr>
-              <w:t>.847</w:t>
+              <w:t>.85</w:t>
             </w:r>
           </w:p>
         </w:tc>
@@ -4933,6 +5027,12 @@
         </w:tc>
       </w:tr>
       <w:tr>
+        <w:tblPrEx>
+          <w:tblCellMar>
+            <w:top w:w="0" w:type="dxa"/>
+            <w:bottom w:w="0" w:type="dxa"/>
+          </w:tblCellMar>
+        </w:tblPrEx>
         <w:trPr>
           <w:cantSplit/>
         </w:trPr>
@@ -5019,7 +5119,7 @@
                 <w:sz w:val="18"/>
                 <w:szCs w:val="18"/>
               </w:rPr>
-              <w:t>0.016 (−0.050 to 0.076); q&gt;.99</w:t>
+              <w:t>0.016 (−0.050 to 0.076); q&gt;0.99</w:t>
             </w:r>
           </w:p>
         </w:tc>
@@ -5135,7 +5235,7 @@
                 <w:sz w:val="18"/>
                 <w:szCs w:val="18"/>
               </w:rPr>
-              <w:t>.414</w:t>
+              <w:t>.41</w:t>
             </w:r>
           </w:p>
         </w:tc>
@@ -5164,12 +5264,18 @@
                 <w:sz w:val="18"/>
                 <w:szCs w:val="18"/>
               </w:rPr>
-              <w:t>.946</w:t>
+              <w:t>0.95</w:t>
             </w:r>
           </w:p>
         </w:tc>
       </w:tr>
       <w:tr>
+        <w:tblPrEx>
+          <w:tblCellMar>
+            <w:top w:w="0" w:type="dxa"/>
+            <w:bottom w:w="0" w:type="dxa"/>
+          </w:tblCellMar>
+        </w:tblPrEx>
         <w:trPr>
           <w:cantSplit/>
         </w:trPr>
@@ -5257,7 +5363,7 @@
                 <w:sz w:val="18"/>
                 <w:szCs w:val="18"/>
               </w:rPr>
-              <w:t>0.021 (−0.051 to 0.086); q&gt;.99</w:t>
+              <w:t>0.021 (−0.051 to 0.086); q&gt;0.99</w:t>
             </w:r>
           </w:p>
         </w:tc>
@@ -5373,7 +5479,7 @@
                 <w:sz w:val="18"/>
                 <w:szCs w:val="18"/>
               </w:rPr>
-              <w:t>.635</w:t>
+              <w:t>.64</w:t>
             </w:r>
           </w:p>
         </w:tc>
@@ -5402,12 +5508,18 @@
                 <w:sz w:val="18"/>
                 <w:szCs w:val="18"/>
               </w:rPr>
-              <w:t>.946</w:t>
+              <w:t>0.95</w:t>
             </w:r>
           </w:p>
         </w:tc>
       </w:tr>
       <w:tr>
+        <w:tblPrEx>
+          <w:tblCellMar>
+            <w:top w:w="0" w:type="dxa"/>
+            <w:bottom w:w="0" w:type="dxa"/>
+          </w:tblCellMar>
+        </w:tblPrEx>
         <w:trPr>
           <w:cantSplit/>
         </w:trPr>
@@ -5494,7 +5606,7 @@
                 <w:sz w:val="18"/>
                 <w:szCs w:val="18"/>
               </w:rPr>
-              <w:t>0.007 (−0.033 to 0.052); q&gt;.99</w:t>
+              <w:t>0.007 (−0.033 to 0.052); q&gt;0.99</w:t>
             </w:r>
           </w:p>
         </w:tc>
@@ -5610,7 +5722,7 @@
                 <w:sz w:val="18"/>
                 <w:szCs w:val="18"/>
               </w:rPr>
-              <w:t>.946</w:t>
+              <w:t>.95</w:t>
             </w:r>
           </w:p>
         </w:tc>
@@ -5639,12 +5751,18 @@
                 <w:sz w:val="18"/>
                 <w:szCs w:val="18"/>
               </w:rPr>
-              <w:t>.946</w:t>
+              <w:t>0.95</w:t>
             </w:r>
           </w:p>
         </w:tc>
       </w:tr>
       <w:tr>
+        <w:tblPrEx>
+          <w:tblCellMar>
+            <w:top w:w="0" w:type="dxa"/>
+            <w:bottom w:w="0" w:type="dxa"/>
+          </w:tblCellMar>
+        </w:tblPrEx>
         <w:trPr>
           <w:cantSplit/>
         </w:trPr>
@@ -5731,7 +5849,7 @@
                 <w:sz w:val="18"/>
                 <w:szCs w:val="18"/>
               </w:rPr>
-              <w:t>0.012 (−0.037 to 0.069); q&gt;.99</w:t>
+              <w:t>0.012 (−0.037 to 0.069); q&gt;0.99</w:t>
             </w:r>
           </w:p>
         </w:tc>
@@ -5847,7 +5965,7 @@
                 <w:sz w:val="18"/>
                 <w:szCs w:val="18"/>
               </w:rPr>
-              <w:t>.839</w:t>
+              <w:t>.84</w:t>
             </w:r>
           </w:p>
         </w:tc>
@@ -5876,12 +5994,18 @@
                 <w:sz w:val="18"/>
                 <w:szCs w:val="18"/>
               </w:rPr>
-              <w:t>.946</w:t>
+              <w:t>0.95</w:t>
             </w:r>
           </w:p>
         </w:tc>
       </w:tr>
       <w:tr>
+        <w:tblPrEx>
+          <w:tblCellMar>
+            <w:top w:w="0" w:type="dxa"/>
+            <w:bottom w:w="0" w:type="dxa"/>
+          </w:tblCellMar>
+        </w:tblPrEx>
         <w:trPr>
           <w:cantSplit/>
         </w:trPr>
@@ -6084,7 +6208,7 @@
                 <w:sz w:val="18"/>
                 <w:szCs w:val="18"/>
               </w:rPr>
-              <w:t>.542</w:t>
+              <w:t>.54</w:t>
             </w:r>
           </w:p>
         </w:tc>
@@ -6119,6 +6243,12 @@
         </w:tc>
       </w:tr>
       <w:tr>
+        <w:tblPrEx>
+          <w:tblCellMar>
+            <w:top w:w="0" w:type="dxa"/>
+            <w:bottom w:w="0" w:type="dxa"/>
+          </w:tblCellMar>
+        </w:tblPrEx>
         <w:trPr>
           <w:cantSplit/>
         </w:trPr>
@@ -6205,7 +6335,7 @@
                 <w:sz w:val="18"/>
                 <w:szCs w:val="18"/>
               </w:rPr>
-              <w:t>0.062 (0.013 to 0.107); q=.116</w:t>
+              <w:t>0.062 (0.013 to 0.107); q=0.12</w:t>
             </w:r>
           </w:p>
         </w:tc>
@@ -6321,7 +6451,7 @@
                 <w:sz w:val="18"/>
                 <w:szCs w:val="18"/>
               </w:rPr>
-              <w:t>.068</w:t>
+              <w:t>.07</w:t>
             </w:r>
           </w:p>
         </w:tc>
@@ -6350,12 +6480,18 @@
                 <w:sz w:val="18"/>
                 <w:szCs w:val="18"/>
               </w:rPr>
-              <w:t>.188</w:t>
+              <w:t>0.19</w:t>
             </w:r>
           </w:p>
         </w:tc>
       </w:tr>
       <w:tr>
+        <w:tblPrEx>
+          <w:tblCellMar>
+            <w:top w:w="0" w:type="dxa"/>
+            <w:bottom w:w="0" w:type="dxa"/>
+          </w:tblCellMar>
+        </w:tblPrEx>
         <w:trPr>
           <w:cantSplit/>
         </w:trPr>
@@ -6442,7 +6578,7 @@
                 <w:sz w:val="18"/>
                 <w:szCs w:val="18"/>
               </w:rPr>
-              <w:t>0.059 (−0.005 to 0.129); q=.230</w:t>
+              <w:t>0.059 (−0.005 to 0.129); q=0.23</w:t>
             </w:r>
           </w:p>
         </w:tc>
@@ -6558,7 +6694,7 @@
                 <w:sz w:val="18"/>
                 <w:szCs w:val="18"/>
               </w:rPr>
-              <w:t>.273</w:t>
+              <w:t>.27</w:t>
             </w:r>
           </w:p>
         </w:tc>
@@ -6587,12 +6723,18 @@
                 <w:sz w:val="18"/>
                 <w:szCs w:val="18"/>
               </w:rPr>
-              <w:t>.365</w:t>
+              <w:t>0.36</w:t>
             </w:r>
           </w:p>
         </w:tc>
       </w:tr>
       <w:tr>
+        <w:tblPrEx>
+          <w:tblCellMar>
+            <w:top w:w="0" w:type="dxa"/>
+            <w:bottom w:w="0" w:type="dxa"/>
+          </w:tblCellMar>
+        </w:tblPrEx>
         <w:trPr>
           <w:cantSplit/>
         </w:trPr>
@@ -6679,7 +6821,7 @@
                 <w:sz w:val="18"/>
                 <w:szCs w:val="18"/>
               </w:rPr>
-              <w:t>0.065 (0.006 to 0.131); q=.116</w:t>
+              <w:t>0.065 (0.006 to 0.131); q=0.12</w:t>
             </w:r>
           </w:p>
         </w:tc>
@@ -6795,7 +6937,7 @@
                 <w:sz w:val="18"/>
                 <w:szCs w:val="18"/>
               </w:rPr>
-              <w:t>.094</w:t>
+              <w:t>.09</w:t>
             </w:r>
           </w:p>
         </w:tc>
@@ -6824,12 +6966,18 @@
                 <w:sz w:val="18"/>
                 <w:szCs w:val="18"/>
               </w:rPr>
-              <w:t>.188</w:t>
+              <w:t>0.19</w:t>
             </w:r>
           </w:p>
         </w:tc>
       </w:tr>
       <w:tr>
+        <w:tblPrEx>
+          <w:tblCellMar>
+            <w:top w:w="0" w:type="dxa"/>
+            <w:bottom w:w="0" w:type="dxa"/>
+          </w:tblCellMar>
+        </w:tblPrEx>
         <w:trPr>
           <w:cantSplit/>
         </w:trPr>
@@ -6916,7 +7064,7 @@
                 <w:sz w:val="18"/>
                 <w:szCs w:val="18"/>
               </w:rPr>
-              <w:t>0.062 (−0.016 to 0.152); q=.241</w:t>
+              <w:t>0.062 (−0.016 to 0.152); q=0.24</w:t>
             </w:r>
           </w:p>
         </w:tc>
@@ -7032,7 +7180,7 @@
                 <w:sz w:val="18"/>
                 <w:szCs w:val="18"/>
               </w:rPr>
-              <w:t>.414</w:t>
+              <w:t>.41</w:t>
             </w:r>
           </w:p>
         </w:tc>
@@ -7061,12 +7209,18 @@
                 <w:sz w:val="18"/>
                 <w:szCs w:val="18"/>
               </w:rPr>
-              <w:t>.414</w:t>
+              <w:t>0.41</w:t>
             </w:r>
           </w:p>
         </w:tc>
       </w:tr>
       <w:tr>
+        <w:tblPrEx>
+          <w:tblCellMar>
+            <w:top w:w="0" w:type="dxa"/>
+            <w:bottom w:w="0" w:type="dxa"/>
+          </w:tblCellMar>
+        </w:tblPrEx>
         <w:trPr>
           <w:cantSplit/>
         </w:trPr>
@@ -7153,7 +7307,7 @@
                 <w:sz w:val="18"/>
                 <w:szCs w:val="18"/>
               </w:rPr>
-              <w:t>−0.003 (−0.082 to 0.059); P=.855</w:t>
+              <w:t>−0.003 (−0.082 to 0.059); P=.86</w:t>
             </w:r>
           </w:p>
         </w:tc>
@@ -7269,7 +7423,7 @@
                 <w:sz w:val="18"/>
                 <w:szCs w:val="18"/>
               </w:rPr>
-              <w:t>.542</w:t>
+              <w:t>.54</w:t>
             </w:r>
           </w:p>
         </w:tc>
@@ -7313,7 +7467,7 @@
           <w:sz w:val="18"/>
           <w:szCs w:val="18"/>
         </w:rPr>
-        <w:t>Sources: with p12, results_v1.4_task3/task1_table2_formatted_v1_4_corrected.csv and task3_table2_{mood,stress}_formatted.csv; without p12, results_v1.4/supplementary_without_p12_table2.csv and results_v1.4_task3/task3_table2_{mood,stress}_without_p12_formatted.csv. With p12, n=16 on the self-derived and raw-feature targets and 14 on mood and stress.</w:t>
+        <w:t>Sources: with p12, results_v1.4_task3/task1_table2_formatted_v1_4_corrected.csv and task3_table2_{mood,stress}_formatted.csv; without p12, results_v1.4/supplementary_without_p12_table2.csv and results_v1.4_task3/task3_table2_{mood,stress}_without_p12_formatted.csv. With p12, n=16 on the self-derived and raw-feature targets and 14 on mood and stress. Wins/n, P and q refer to the analysis without p12.</w:t>
       </w:r>
     </w:p>
     <w:p>
@@ -7321,7 +7475,7 @@
         <w:spacing w:after="120" w:line="264" w:lineRule="auto"/>
       </w:pPr>
       <w:r>
-        <w:t>Two statements depend on p12: V3 versus V-signed on the self-derived target (P=.018 with p12, P=.135 without) and V-signed versus raw-feature RF on the self-derived target (q=.039 with p12, q=.055 without). Neither is reported as a finding in the manuscript.</w:t>
+        <w:t>Two statements depend on p12: V3 versus V-signed on the self-derived target (P=.02 with p12, P=.14 without) and V-signed versus raw-feature RF on the self-derived target (q=0.04 with p12, q=0.06 without). The manuscript reports both and states that they depend on a single participant and are not regarded as robust.</w:t>
       </w:r>
     </w:p>
     <w:p>
@@ -7361,7 +7515,7 @@
           <w:left w:w="10" w:type="dxa"/>
           <w:right w:w="10" w:type="dxa"/>
         </w:tblCellMar>
-        <w:tblLook w:val="0000" w:firstRow="0" w:lastRow="0" w:firstColumn="0" w:lastColumn="0" w:noHBand="0" w:noVBand="0"/>
+        <w:tblLook w:val="04A0" w:firstRow="1" w:lastRow="0" w:firstColumn="1" w:lastColumn="0" w:noHBand="0" w:noVBand="1"/>
       </w:tblPr>
       <w:tblGrid>
         <w:gridCol w:w="2501"/>
@@ -7372,6 +7526,12 @@
         <w:gridCol w:w="1137"/>
       </w:tblGrid>
       <w:tr>
+        <w:tblPrEx>
+          <w:tblCellMar>
+            <w:top w:w="0" w:type="dxa"/>
+            <w:bottom w:w="0" w:type="dxa"/>
+          </w:tblCellMar>
+        </w:tblPrEx>
         <w:trPr>
           <w:cantSplit/>
           <w:tblHeader/>
@@ -7564,6 +7724,12 @@
         </w:tc>
       </w:tr>
       <w:tr>
+        <w:tblPrEx>
+          <w:tblCellMar>
+            <w:top w:w="0" w:type="dxa"/>
+            <w:bottom w:w="0" w:type="dxa"/>
+          </w:tblCellMar>
+        </w:tblPrEx>
         <w:trPr>
           <w:cantSplit/>
         </w:trPr>
@@ -7621,7 +7787,7 @@
                 <w:sz w:val="18"/>
                 <w:szCs w:val="18"/>
               </w:rPr>
-              <w:t>0.188 (0.104 to 0.300); q=.007</w:t>
+              <w:t>0.188 (0.104 to 0.300); q=0.007</w:t>
             </w:r>
           </w:p>
         </w:tc>
@@ -7737,12 +7903,18 @@
                 <w:sz w:val="18"/>
                 <w:szCs w:val="18"/>
               </w:rPr>
-              <w:t>.025</w:t>
+              <w:t>0.02</w:t>
             </w:r>
           </w:p>
         </w:tc>
       </w:tr>
       <w:tr>
+        <w:tblPrEx>
+          <w:tblCellMar>
+            <w:top w:w="0" w:type="dxa"/>
+            <w:bottom w:w="0" w:type="dxa"/>
+          </w:tblCellMar>
+        </w:tblPrEx>
         <w:trPr>
           <w:cantSplit/>
         </w:trPr>
@@ -7800,7 +7972,7 @@
                 <w:sz w:val="18"/>
                 <w:szCs w:val="18"/>
               </w:rPr>
-              <w:t>0.191 (0.058 to 0.327); q=.018</w:t>
+              <w:t>0.191 (0.058 to 0.327); q=0.02</w:t>
             </w:r>
           </w:p>
         </w:tc>
@@ -7887,7 +8059,7 @@
                 <w:sz w:val="18"/>
                 <w:szCs w:val="18"/>
               </w:rPr>
-              <w:t>.012</w:t>
+              <w:t>.01</w:t>
             </w:r>
           </w:p>
         </w:tc>
@@ -7916,12 +8088,18 @@
                 <w:sz w:val="18"/>
                 <w:szCs w:val="18"/>
               </w:rPr>
-              <w:t>.025</w:t>
+              <w:t>0.02</w:t>
             </w:r>
           </w:p>
         </w:tc>
       </w:tr>
       <w:tr>
+        <w:tblPrEx>
+          <w:tblCellMar>
+            <w:top w:w="0" w:type="dxa"/>
+            <w:bottom w:w="0" w:type="dxa"/>
+          </w:tblCellMar>
+        </w:tblPrEx>
         <w:trPr>
           <w:cantSplit/>
         </w:trPr>
@@ -7979,7 +8157,7 @@
                 <w:sz w:val="18"/>
                 <w:szCs w:val="18"/>
               </w:rPr>
-              <w:t>0.085 (−0.043 to 0.235); q=.495</w:t>
+              <w:t>0.085 (−0.043 to 0.235); q=0.50</w:t>
             </w:r>
           </w:p>
         </w:tc>
@@ -8066,7 +8244,7 @@
                 <w:sz w:val="18"/>
                 <w:szCs w:val="18"/>
               </w:rPr>
-              <w:t>.303</w:t>
+              <w:t>.30</w:t>
             </w:r>
           </w:p>
         </w:tc>
@@ -8095,12 +8273,18 @@
                 <w:sz w:val="18"/>
                 <w:szCs w:val="18"/>
               </w:rPr>
-              <w:t>.404</w:t>
+              <w:t>0.40</w:t>
             </w:r>
           </w:p>
         </w:tc>
       </w:tr>
       <w:tr>
+        <w:tblPrEx>
+          <w:tblCellMar>
+            <w:top w:w="0" w:type="dxa"/>
+            <w:bottom w:w="0" w:type="dxa"/>
+          </w:tblCellMar>
+        </w:tblPrEx>
         <w:trPr>
           <w:cantSplit/>
         </w:trPr>
@@ -8158,7 +8342,7 @@
                 <w:sz w:val="18"/>
                 <w:szCs w:val="18"/>
               </w:rPr>
-              <w:t>0.089 (−0.071 to 0.279); q=.495</w:t>
+              <w:t>0.089 (−0.071 to 0.279); q=0.50</w:t>
             </w:r>
           </w:p>
         </w:tc>
@@ -8245,7 +8429,7 @@
                 <w:sz w:val="18"/>
                 <w:szCs w:val="18"/>
               </w:rPr>
-              <w:t>.489</w:t>
+              <w:t>.49</w:t>
             </w:r>
           </w:p>
         </w:tc>
@@ -8274,7 +8458,7 @@
                 <w:sz w:val="18"/>
                 <w:szCs w:val="18"/>
               </w:rPr>
-              <w:t>.489</w:t>
+              <w:t>0.49</w:t>
             </w:r>
           </w:p>
         </w:tc>
@@ -8289,7 +8473,7 @@
           <w:sz w:val="18"/>
           <w:szCs w:val="18"/>
         </w:rPr>
-        <w:t>Sources: results_v1.4/exploratory_target_swap_shift_formatted.csv; results_v1.4_task3/exploratory_target_swap_shift_without_p12_formatted.csv. Positive/n: participants whose advantage was larger on the self-derived target.</w:t>
+        <w:t>Sources: results_v1.4/exploratory_target_swap_shift_formatted.csv; results_v1.4_task3/exploratory_target_swap_shift_without_p12_formatted.csv. Positive/n: participants whose advantage was larger on the self-derived target. Positive/n, P and q refer to the analysis without p12.</w:t>
       </w:r>
     </w:p>
     <w:p>
@@ -8305,7 +8489,7 @@
         <w:spacing w:after="120" w:line="264" w:lineRule="auto"/>
       </w:pPr>
       <w:r>
-        <w:t>The original implementation scored each day against the mean of the index over the 7 days before it, so the scored day's own features lay inside the target window (Multimedia Appendix 1, correction 1). These results come from version 1.2, which already used fold-local and causal statistics and the purge but kept the trailing target, with the 15 participants loaded at the time. They are kept as a sensitivity record; the forward target replaced them from version 1.3.</w:t>
+        <w:t>The initial pipeline scored each day against the mean of the index over the 7 days before it, so the scored day's own features lay inside the target window (Multimedia Appendix 1, fix 1). These results come from version 1.2, which already used fold-local and causal statistics and the purge but kept the trailing target, with the 15 participants loaded at the time. They are kept as a sensitivity record; the forward target replaced them from version 1.3.</w:t>
       </w:r>
     </w:p>
     <w:p>
@@ -8346,7 +8530,7 @@
           <w:left w:w="10" w:type="dxa"/>
           <w:right w:w="10" w:type="dxa"/>
         </w:tblCellMar>
-        <w:tblLook w:val="0000" w:firstRow="0" w:lastRow="0" w:firstColumn="0" w:lastColumn="0" w:noHBand="0" w:noVBand="0"/>
+        <w:tblLook w:val="04A0" w:firstRow="1" w:lastRow="0" w:firstColumn="1" w:lastColumn="0" w:noHBand="0" w:noVBand="1"/>
       </w:tblPr>
       <w:tblGrid>
         <w:gridCol w:w="2469"/>
@@ -8356,6 +8540,12 @@
         <w:gridCol w:w="1851"/>
       </w:tblGrid>
       <w:tr>
+        <w:tblPrEx>
+          <w:tblCellMar>
+            <w:top w:w="0" w:type="dxa"/>
+            <w:bottom w:w="0" w:type="dxa"/>
+          </w:tblCellMar>
+        </w:tblPrEx>
         <w:trPr>
           <w:cantSplit/>
           <w:tblHeader/>
@@ -8517,6 +8707,12 @@
         </w:tc>
       </w:tr>
       <w:tr>
+        <w:tblPrEx>
+          <w:tblCellMar>
+            <w:top w:w="0" w:type="dxa"/>
+            <w:bottom w:w="0" w:type="dxa"/>
+          </w:tblCellMar>
+        </w:tblPrEx>
         <w:trPr>
           <w:cantSplit/>
         </w:trPr>
@@ -8667,6 +8863,12 @@
         </w:tc>
       </w:tr>
       <w:tr>
+        <w:tblPrEx>
+          <w:tblCellMar>
+            <w:top w:w="0" w:type="dxa"/>
+            <w:bottom w:w="0" w:type="dxa"/>
+          </w:tblCellMar>
+        </w:tblPrEx>
         <w:trPr>
           <w:cantSplit/>
         </w:trPr>
@@ -8817,6 +9019,12 @@
         </w:tc>
       </w:tr>
       <w:tr>
+        <w:tblPrEx>
+          <w:tblCellMar>
+            <w:top w:w="0" w:type="dxa"/>
+            <w:bottom w:w="0" w:type="dxa"/>
+          </w:tblCellMar>
+        </w:tblPrEx>
         <w:trPr>
           <w:cantSplit/>
         </w:trPr>
@@ -8967,6 +9175,12 @@
         </w:tc>
       </w:tr>
       <w:tr>
+        <w:tblPrEx>
+          <w:tblCellMar>
+            <w:top w:w="0" w:type="dxa"/>
+            <w:bottom w:w="0" w:type="dxa"/>
+          </w:tblCellMar>
+        </w:tblPrEx>
         <w:trPr>
           <w:cantSplit/>
         </w:trPr>
@@ -9111,12 +9325,18 @@
                 <w:sz w:val="18"/>
                 <w:szCs w:val="18"/>
               </w:rPr>
-              <w:t>.041</w:t>
+              <w:t>.04</w:t>
             </w:r>
           </w:p>
         </w:tc>
       </w:tr>
       <w:tr>
+        <w:tblPrEx>
+          <w:tblCellMar>
+            <w:top w:w="0" w:type="dxa"/>
+            <w:bottom w:w="0" w:type="dxa"/>
+          </w:tblCellMar>
+        </w:tblPrEx>
         <w:trPr>
           <w:cantSplit/>
         </w:trPr>
@@ -9261,12 +9481,18 @@
                 <w:sz w:val="18"/>
                 <w:szCs w:val="18"/>
               </w:rPr>
-              <w:t>.208</w:t>
+              <w:t>.21</w:t>
             </w:r>
           </w:p>
         </w:tc>
       </w:tr>
       <w:tr>
+        <w:tblPrEx>
+          <w:tblCellMar>
+            <w:top w:w="0" w:type="dxa"/>
+            <w:bottom w:w="0" w:type="dxa"/>
+          </w:tblCellMar>
+        </w:tblPrEx>
         <w:trPr>
           <w:cantSplit/>
         </w:trPr>
@@ -9411,12 +9637,18 @@
                 <w:sz w:val="18"/>
                 <w:szCs w:val="18"/>
               </w:rPr>
-              <w:t>.489</w:t>
+              <w:t>.49</w:t>
             </w:r>
           </w:p>
         </w:tc>
       </w:tr>
       <w:tr>
+        <w:tblPrEx>
+          <w:tblCellMar>
+            <w:top w:w="0" w:type="dxa"/>
+            <w:bottom w:w="0" w:type="dxa"/>
+          </w:tblCellMar>
+        </w:tblPrEx>
         <w:trPr>
           <w:cantSplit/>
         </w:trPr>
@@ -9561,12 +9793,18 @@
                 <w:sz w:val="18"/>
                 <w:szCs w:val="18"/>
               </w:rPr>
-              <w:t>.010</w:t>
+              <w:t>.01</w:t>
             </w:r>
           </w:p>
         </w:tc>
       </w:tr>
       <w:tr>
+        <w:tblPrEx>
+          <w:tblCellMar>
+            <w:top w:w="0" w:type="dxa"/>
+            <w:bottom w:w="0" w:type="dxa"/>
+          </w:tblCellMar>
+        </w:tblPrEx>
         <w:trPr>
           <w:cantSplit/>
         </w:trPr>
@@ -9711,7 +9949,7 @@
                 <w:sz w:val="18"/>
                 <w:szCs w:val="18"/>
               </w:rPr>
-              <w:t>.169</w:t>
+              <w:t>.17</w:t>
             </w:r>
           </w:p>
         </w:tc>
@@ -9766,7 +10004,7 @@
           <w:left w:w="10" w:type="dxa"/>
           <w:right w:w="10" w:type="dxa"/>
         </w:tblCellMar>
-        <w:tblLook w:val="0000" w:firstRow="0" w:lastRow="0" w:firstColumn="0" w:lastColumn="0" w:noHBand="0" w:noVBand="0"/>
+        <w:tblLook w:val="04A0" w:firstRow="1" w:lastRow="0" w:firstColumn="1" w:lastColumn="0" w:noHBand="0" w:noVBand="1"/>
       </w:tblPr>
       <w:tblGrid>
         <w:gridCol w:w="1672"/>
@@ -9778,6 +10016,12 @@
         <w:gridCol w:w="2928"/>
       </w:tblGrid>
       <w:tr>
+        <w:tblPrEx>
+          <w:tblCellMar>
+            <w:top w:w="0" w:type="dxa"/>
+            <w:bottom w:w="0" w:type="dxa"/>
+          </w:tblCellMar>
+        </w:tblPrEx>
         <w:trPr>
           <w:cantSplit/>
           <w:tblHeader/>
@@ -10001,6 +10245,12 @@
         </w:tc>
       </w:tr>
       <w:tr>
+        <w:tblPrEx>
+          <w:tblCellMar>
+            <w:top w:w="0" w:type="dxa"/>
+            <w:bottom w:w="0" w:type="dxa"/>
+          </w:tblCellMar>
+        </w:tblPrEx>
         <w:trPr>
           <w:cantSplit/>
         </w:trPr>
@@ -10145,7 +10395,7 @@
                 <w:sz w:val="18"/>
                 <w:szCs w:val="18"/>
               </w:rPr>
-              <w:t>.055</w:t>
+              <w:t>.06</w:t>
             </w:r>
           </w:p>
         </w:tc>
@@ -10174,7 +10424,7 @@
                 <w:sz w:val="18"/>
                 <w:szCs w:val="18"/>
               </w:rPr>
-              <w:t>.074</w:t>
+              <w:t>0.07</w:t>
             </w:r>
           </w:p>
         </w:tc>
@@ -10209,6 +10459,12 @@
         </w:tc>
       </w:tr>
       <w:tr>
+        <w:tblPrEx>
+          <w:tblCellMar>
+            <w:top w:w="0" w:type="dxa"/>
+            <w:bottom w:w="0" w:type="dxa"/>
+          </w:tblCellMar>
+        </w:tblPrEx>
         <w:trPr>
           <w:cantSplit/>
         </w:trPr>
@@ -10353,7 +10609,7 @@
                 <w:sz w:val="18"/>
                 <w:szCs w:val="18"/>
               </w:rPr>
-              <w:t>.041</w:t>
+              <w:t>.04</w:t>
             </w:r>
           </w:p>
         </w:tc>
@@ -10382,7 +10638,7 @@
                 <w:sz w:val="18"/>
                 <w:szCs w:val="18"/>
               </w:rPr>
-              <w:t>.074</w:t>
+              <w:t>0.07</w:t>
             </w:r>
           </w:p>
         </w:tc>
@@ -10417,6 +10673,12 @@
         </w:tc>
       </w:tr>
       <w:tr>
+        <w:tblPrEx>
+          <w:tblCellMar>
+            <w:top w:w="0" w:type="dxa"/>
+            <w:bottom w:w="0" w:type="dxa"/>
+          </w:tblCellMar>
+        </w:tblPrEx>
         <w:trPr>
           <w:cantSplit/>
         </w:trPr>
@@ -10561,7 +10823,7 @@
                 <w:sz w:val="18"/>
                 <w:szCs w:val="18"/>
               </w:rPr>
-              <w:t>.121</w:t>
+              <w:t>.12</w:t>
             </w:r>
           </w:p>
         </w:tc>
@@ -10590,7 +10852,7 @@
                 <w:sz w:val="18"/>
                 <w:szCs w:val="18"/>
               </w:rPr>
-              <w:t>.121</w:t>
+              <w:t>0.12</w:t>
             </w:r>
           </w:p>
         </w:tc>
@@ -10625,6 +10887,12 @@
         </w:tc>
       </w:tr>
       <w:tr>
+        <w:tblPrEx>
+          <w:tblCellMar>
+            <w:top w:w="0" w:type="dxa"/>
+            <w:bottom w:w="0" w:type="dxa"/>
+          </w:tblCellMar>
+        </w:tblPrEx>
         <w:trPr>
           <w:cantSplit/>
         </w:trPr>
@@ -10798,7 +11066,7 @@
                 <w:sz w:val="18"/>
                 <w:szCs w:val="18"/>
               </w:rPr>
-              <w:t>.017</w:t>
+              <w:t>0.02</w:t>
             </w:r>
           </w:p>
         </w:tc>
@@ -10833,6 +11101,12 @@
         </w:tc>
       </w:tr>
       <w:tr>
+        <w:tblPrEx>
+          <w:tblCellMar>
+            <w:top w:w="0" w:type="dxa"/>
+            <w:bottom w:w="0" w:type="dxa"/>
+          </w:tblCellMar>
+        </w:tblPrEx>
         <w:trPr>
           <w:cantSplit/>
         </w:trPr>
@@ -10977,7 +11251,7 @@
                 <w:sz w:val="18"/>
                 <w:szCs w:val="18"/>
               </w:rPr>
-              <w:t>.389</w:t>
+              <w:t>.39</w:t>
             </w:r>
           </w:p>
         </w:tc>
@@ -11041,6 +11315,12 @@
         </w:tc>
       </w:tr>
       <w:tr>
+        <w:tblPrEx>
+          <w:tblCellMar>
+            <w:top w:w="0" w:type="dxa"/>
+            <w:bottom w:w="0" w:type="dxa"/>
+          </w:tblCellMar>
+        </w:tblPrEx>
         <w:trPr>
           <w:cantSplit/>
         </w:trPr>
@@ -11185,7 +11465,7 @@
                 <w:sz w:val="18"/>
                 <w:szCs w:val="18"/>
               </w:rPr>
-              <w:t>.169</w:t>
+              <w:t>.17</w:t>
             </w:r>
           </w:p>
         </w:tc>
@@ -11214,7 +11494,7 @@
                 <w:sz w:val="18"/>
                 <w:szCs w:val="18"/>
               </w:rPr>
-              <w:t>.661</w:t>
+              <w:t>0.66</w:t>
             </w:r>
           </w:p>
         </w:tc>
@@ -11249,6 +11529,12 @@
         </w:tc>
       </w:tr>
       <w:tr>
+        <w:tblPrEx>
+          <w:tblCellMar>
+            <w:top w:w="0" w:type="dxa"/>
+            <w:bottom w:w="0" w:type="dxa"/>
+          </w:tblCellMar>
+        </w:tblPrEx>
         <w:trPr>
           <w:cantSplit/>
         </w:trPr>
@@ -11393,7 +11679,7 @@
                 <w:sz w:val="18"/>
                 <w:szCs w:val="18"/>
               </w:rPr>
-              <w:t>.720</w:t>
+              <w:t>.72</w:t>
             </w:r>
           </w:p>
         </w:tc>
@@ -11422,7 +11708,7 @@
                 <w:sz w:val="18"/>
                 <w:szCs w:val="18"/>
               </w:rPr>
-              <w:t>.847</w:t>
+              <w:t>0.85</w:t>
             </w:r>
           </w:p>
         </w:tc>
@@ -11457,6 +11743,12 @@
         </w:tc>
       </w:tr>
       <w:tr>
+        <w:tblPrEx>
+          <w:tblCellMar>
+            <w:top w:w="0" w:type="dxa"/>
+            <w:bottom w:w="0" w:type="dxa"/>
+          </w:tblCellMar>
+        </w:tblPrEx>
         <w:trPr>
           <w:cantSplit/>
         </w:trPr>
@@ -11601,7 +11893,7 @@
                 <w:sz w:val="18"/>
                 <w:szCs w:val="18"/>
               </w:rPr>
-              <w:t>.330</w:t>
+              <w:t>.33</w:t>
             </w:r>
           </w:p>
         </w:tc>
@@ -11630,7 +11922,7 @@
                 <w:sz w:val="18"/>
                 <w:szCs w:val="18"/>
               </w:rPr>
-              <w:t>.661</w:t>
+              <w:t>0.66</w:t>
             </w:r>
           </w:p>
         </w:tc>
@@ -11665,6 +11957,12 @@
         </w:tc>
       </w:tr>
       <w:tr>
+        <w:tblPrEx>
+          <w:tblCellMar>
+            <w:top w:w="0" w:type="dxa"/>
+            <w:bottom w:w="0" w:type="dxa"/>
+          </w:tblCellMar>
+        </w:tblPrEx>
         <w:trPr>
           <w:cantSplit/>
         </w:trPr>
@@ -11809,7 +12107,7 @@
                 <w:sz w:val="18"/>
                 <w:szCs w:val="18"/>
               </w:rPr>
-              <w:t>.847</w:t>
+              <w:t>.85</w:t>
             </w:r>
           </w:p>
         </w:tc>
@@ -11838,7 +12136,7 @@
                 <w:sz w:val="18"/>
                 <w:szCs w:val="18"/>
               </w:rPr>
-              <w:t>.847</w:t>
+              <w:t>0.85</w:t>
             </w:r>
           </w:p>
         </w:tc>
@@ -11873,6 +12171,12 @@
         </w:tc>
       </w:tr>
       <w:tr>
+        <w:tblPrEx>
+          <w:tblCellMar>
+            <w:top w:w="0" w:type="dxa"/>
+            <w:bottom w:w="0" w:type="dxa"/>
+          </w:tblCellMar>
+        </w:tblPrEx>
         <w:trPr>
           <w:cantSplit/>
         </w:trPr>
@@ -12017,7 +12321,7 @@
                 <w:sz w:val="18"/>
                 <w:szCs w:val="18"/>
               </w:rPr>
-              <w:t>.639</w:t>
+              <w:t>.64</w:t>
             </w:r>
           </w:p>
         </w:tc>
@@ -12118,7 +12422,7 @@
         <w:spacing w:after="120" w:line="264" w:lineRule="auto"/>
       </w:pPr>
       <w:r>
-        <w:t>This analysis is post hoc. It was specified after the learnability diagnostic (Section 5) showed that refitting moves the fold intercept between test days. For each scored test day s, a(s) is the mean of the target over the training rows of the fold that scores s; the anomaly correlation is Spearman(f(s) − a(s), y(s) − a(s)) over a participant's scored test days, averaged over participants. The code, participants and folds are those of the archived runs; the re-run first reproduced every archived per-participant ρ exactly (64 participant-targets, 4 arms). Results are given for the two continuous targets only: on the 1–5 self-reports, tomorrow's value equals today's on most days, and subtracting a common offset breaks those ties identically in forecast and target, so the anomaly correlation is not interpretable there. The primary metric and every primary number are unchanged.</w:t>
+        <w:t>This analysis is post hoc. It was specified after the learnability diagnostic (Section 5) showed that refitting moves the fold intercept between test days. For each scored test day s, a(s) is the mean of the target over the training rows of the fold that scores s; the anomaly correlation is Spearman(f(s) − a(s), y(s) − a(s)) over a participant's scored test days, averaged over participants. The code, participants and folds are those of the archived runs; the re-run first reproduced every archived per-participant ρ exactly for all 16 participants on each of the four targets (64 participant-targets, 4 arms; the archived per-participant files include the two participants per self-report target who were not eligible), and ordinary persistence reproduced the archived values for the 60 eligible participant-targets (16 + 16 + 14 + 14). Results are given for the two continuous targets only: on the 1–5 self-reports, tomorrow's value equals today's on most days, and subtracting a common offset breaks those ties identically in forecast and target, so the anomaly correlation is not interpretable there. The primary metric and every primary number are unchanged.</w:t>
       </w:r>
     </w:p>
     <w:p>
@@ -12158,7 +12462,7 @@
           <w:left w:w="10" w:type="dxa"/>
           <w:right w:w="10" w:type="dxa"/>
         </w:tblCellMar>
-        <w:tblLook w:val="0000" w:firstRow="0" w:lastRow="0" w:firstColumn="0" w:lastColumn="0" w:noHBand="0" w:noVBand="0"/>
+        <w:tblLook w:val="04A0" w:firstRow="1" w:lastRow="0" w:firstColumn="1" w:lastColumn="0" w:noHBand="0" w:noVBand="1"/>
       </w:tblPr>
       <w:tblGrid>
         <w:gridCol w:w="1803"/>
@@ -12169,6 +12473,12 @@
         <w:gridCol w:w="2254"/>
       </w:tblGrid>
       <w:tr>
+        <w:tblPrEx>
+          <w:tblCellMar>
+            <w:top w:w="0" w:type="dxa"/>
+            <w:bottom w:w="0" w:type="dxa"/>
+          </w:tblCellMar>
+        </w:tblPrEx>
         <w:trPr>
           <w:cantSplit/>
           <w:tblHeader/>
@@ -12361,6 +12671,12 @@
         </w:tc>
       </w:tr>
       <w:tr>
+        <w:tblPrEx>
+          <w:tblCellMar>
+            <w:top w:w="0" w:type="dxa"/>
+            <w:bottom w:w="0" w:type="dxa"/>
+          </w:tblCellMar>
+        </w:tblPrEx>
         <w:trPr>
           <w:cantSplit/>
         </w:trPr>
@@ -12540,6 +12856,12 @@
         </w:tc>
       </w:tr>
       <w:tr>
+        <w:tblPrEx>
+          <w:tblCellMar>
+            <w:top w:w="0" w:type="dxa"/>
+            <w:bottom w:w="0" w:type="dxa"/>
+          </w:tblCellMar>
+        </w:tblPrEx>
         <w:trPr>
           <w:cantSplit/>
         </w:trPr>
@@ -12719,6 +13041,12 @@
         </w:tc>
       </w:tr>
       <w:tr>
+        <w:tblPrEx>
+          <w:tblCellMar>
+            <w:top w:w="0" w:type="dxa"/>
+            <w:bottom w:w="0" w:type="dxa"/>
+          </w:tblCellMar>
+        </w:tblPrEx>
         <w:trPr>
           <w:cantSplit/>
         </w:trPr>
@@ -12898,6 +13226,12 @@
         </w:tc>
       </w:tr>
       <w:tr>
+        <w:tblPrEx>
+          <w:tblCellMar>
+            <w:top w:w="0" w:type="dxa"/>
+            <w:bottom w:w="0" w:type="dxa"/>
+          </w:tblCellMar>
+        </w:tblPrEx>
         <w:trPr>
           <w:cantSplit/>
         </w:trPr>
@@ -13042,7 +13376,7 @@
                 <w:sz w:val="18"/>
                 <w:szCs w:val="18"/>
               </w:rPr>
-              <w:t>.130</w:t>
+              <w:t>.13</w:t>
             </w:r>
           </w:p>
         </w:tc>
@@ -13077,6 +13411,12 @@
         </w:tc>
       </w:tr>
       <w:tr>
+        <w:tblPrEx>
+          <w:tblCellMar>
+            <w:top w:w="0" w:type="dxa"/>
+            <w:bottom w:w="0" w:type="dxa"/>
+          </w:tblCellMar>
+        </w:tblPrEx>
         <w:trPr>
           <w:cantSplit/>
         </w:trPr>
@@ -13256,6 +13596,12 @@
         </w:tc>
       </w:tr>
       <w:tr>
+        <w:tblPrEx>
+          <w:tblCellMar>
+            <w:top w:w="0" w:type="dxa"/>
+            <w:bottom w:w="0" w:type="dxa"/>
+          </w:tblCellMar>
+        </w:tblPrEx>
         <w:trPr>
           <w:cantSplit/>
         </w:trPr>
@@ -13400,7 +13746,7 @@
                 <w:sz w:val="18"/>
                 <w:szCs w:val="18"/>
               </w:rPr>
-              <w:t>.159</w:t>
+              <w:t>.16</w:t>
             </w:r>
           </w:p>
         </w:tc>
@@ -13435,6 +13781,12 @@
         </w:tc>
       </w:tr>
       <w:tr>
+        <w:tblPrEx>
+          <w:tblCellMar>
+            <w:top w:w="0" w:type="dxa"/>
+            <w:bottom w:w="0" w:type="dxa"/>
+          </w:tblCellMar>
+        </w:tblPrEx>
         <w:trPr>
           <w:cantSplit/>
         </w:trPr>
@@ -13579,7 +13931,7 @@
                 <w:sz w:val="18"/>
                 <w:szCs w:val="18"/>
               </w:rPr>
-              <w:t>.274</w:t>
+              <w:t>.27</w:t>
             </w:r>
           </w:p>
         </w:tc>
@@ -13614,6 +13966,12 @@
         </w:tc>
       </w:tr>
       <w:tr>
+        <w:tblPrEx>
+          <w:tblCellMar>
+            <w:top w:w="0" w:type="dxa"/>
+            <w:bottom w:w="0" w:type="dxa"/>
+          </w:tblCellMar>
+        </w:tblPrEx>
         <w:trPr>
           <w:cantSplit/>
         </w:trPr>
@@ -13758,7 +14116,7 @@
                 <w:sz w:val="18"/>
                 <w:szCs w:val="18"/>
               </w:rPr>
-              <w:t>.058</w:t>
+              <w:t>.06</w:t>
             </w:r>
           </w:p>
         </w:tc>
@@ -13793,6 +14151,12 @@
         </w:tc>
       </w:tr>
       <w:tr>
+        <w:tblPrEx>
+          <w:tblCellMar>
+            <w:top w:w="0" w:type="dxa"/>
+            <w:bottom w:w="0" w:type="dxa"/>
+          </w:tblCellMar>
+        </w:tblPrEx>
         <w:trPr>
           <w:cantSplit/>
         </w:trPr>
@@ -13937,7 +14301,7 @@
                 <w:sz w:val="18"/>
                 <w:szCs w:val="18"/>
               </w:rPr>
-              <w:t>.159</w:t>
+              <w:t>.16</w:t>
             </w:r>
           </w:p>
         </w:tc>
@@ -13972,6 +14336,12 @@
         </w:tc>
       </w:tr>
       <w:tr>
+        <w:tblPrEx>
+          <w:tblCellMar>
+            <w:top w:w="0" w:type="dxa"/>
+            <w:bottom w:w="0" w:type="dxa"/>
+          </w:tblCellMar>
+        </w:tblPrEx>
         <w:trPr>
           <w:cantSplit/>
         </w:trPr>
@@ -14188,7 +14558,7 @@
           <w:left w:w="10" w:type="dxa"/>
           <w:right w:w="10" w:type="dxa"/>
         </w:tblCellMar>
-        <w:tblLook w:val="0000" w:firstRow="0" w:lastRow="0" w:firstColumn="0" w:lastColumn="0" w:noHBand="0" w:noVBand="0"/>
+        <w:tblLook w:val="04A0" w:firstRow="1" w:lastRow="0" w:firstColumn="1" w:lastColumn="0" w:noHBand="0" w:noVBand="1"/>
       </w:tblPr>
       <w:tblGrid>
         <w:gridCol w:w="1429"/>
@@ -14201,6 +14571,12 @@
         <w:gridCol w:w="1634"/>
       </w:tblGrid>
       <w:tr>
+        <w:tblPrEx>
+          <w:tblCellMar>
+            <w:top w:w="0" w:type="dxa"/>
+            <w:bottom w:w="0" w:type="dxa"/>
+          </w:tblCellMar>
+        </w:tblPrEx>
         <w:trPr>
           <w:cantSplit/>
           <w:tblHeader/>
@@ -14455,6 +14831,12 @@
         </w:tc>
       </w:tr>
       <w:tr>
+        <w:tblPrEx>
+          <w:tblCellMar>
+            <w:top w:w="0" w:type="dxa"/>
+            <w:bottom w:w="0" w:type="dxa"/>
+          </w:tblCellMar>
+        </w:tblPrEx>
         <w:trPr>
           <w:cantSplit/>
         </w:trPr>
@@ -14628,7 +15010,7 @@
                 <w:sz w:val="18"/>
                 <w:szCs w:val="18"/>
               </w:rPr>
-              <w:t>.001</w:t>
+              <w:t>0.001</w:t>
             </w:r>
           </w:p>
         </w:tc>
@@ -14692,6 +15074,12 @@
         </w:tc>
       </w:tr>
       <w:tr>
+        <w:tblPrEx>
+          <w:tblCellMar>
+            <w:top w:w="0" w:type="dxa"/>
+            <w:bottom w:w="0" w:type="dxa"/>
+          </w:tblCellMar>
+        </w:tblPrEx>
         <w:trPr>
           <w:cantSplit/>
         </w:trPr>
@@ -14865,7 +15253,7 @@
                 <w:sz w:val="18"/>
                 <w:szCs w:val="18"/>
               </w:rPr>
-              <w:t>.002</w:t>
+              <w:t>0.002</w:t>
             </w:r>
           </w:p>
         </w:tc>
@@ -14929,6 +15317,12 @@
         </w:tc>
       </w:tr>
       <w:tr>
+        <w:tblPrEx>
+          <w:tblCellMar>
+            <w:top w:w="0" w:type="dxa"/>
+            <w:bottom w:w="0" w:type="dxa"/>
+          </w:tblCellMar>
+        </w:tblPrEx>
         <w:trPr>
           <w:cantSplit/>
         </w:trPr>
@@ -14957,6 +15351,7 @@
                 <w:sz w:val="18"/>
                 <w:szCs w:val="18"/>
               </w:rPr>
+              <w:lastRenderedPageBreak/>
               <w:t>Self-derived</w:t>
             </w:r>
           </w:p>
@@ -15073,7 +15468,7 @@
                 <w:sz w:val="18"/>
                 <w:szCs w:val="18"/>
               </w:rPr>
-              <w:t>.021</w:t>
+              <w:t>.02</w:t>
             </w:r>
           </w:p>
         </w:tc>
@@ -15102,7 +15497,7 @@
                 <w:sz w:val="18"/>
                 <w:szCs w:val="18"/>
               </w:rPr>
-              <w:t>.021</w:t>
+              <w:t>0.02</w:t>
             </w:r>
           </w:p>
         </w:tc>
@@ -15166,6 +15561,12 @@
         </w:tc>
       </w:tr>
       <w:tr>
+        <w:tblPrEx>
+          <w:tblCellMar>
+            <w:top w:w="0" w:type="dxa"/>
+            <w:bottom w:w="0" w:type="dxa"/>
+          </w:tblCellMar>
+        </w:tblPrEx>
         <w:trPr>
           <w:cantSplit/>
         </w:trPr>
@@ -15194,7 +15595,6 @@
                 <w:sz w:val="18"/>
                 <w:szCs w:val="18"/>
               </w:rPr>
-              <w:lastRenderedPageBreak/>
               <w:t>Self-derived</w:t>
             </w:r>
           </w:p>
@@ -15340,7 +15740,7 @@
                 <w:sz w:val="18"/>
                 <w:szCs w:val="18"/>
               </w:rPr>
-              <w:t>.010</w:t>
+              <w:t>0.01</w:t>
             </w:r>
           </w:p>
         </w:tc>
@@ -15404,6 +15804,12 @@
         </w:tc>
       </w:tr>
       <w:tr>
+        <w:tblPrEx>
+          <w:tblCellMar>
+            <w:top w:w="0" w:type="dxa"/>
+            <w:bottom w:w="0" w:type="dxa"/>
+          </w:tblCellMar>
+        </w:tblPrEx>
         <w:trPr>
           <w:cantSplit/>
         </w:trPr>
@@ -15548,7 +15954,7 @@
                 <w:sz w:val="18"/>
                 <w:szCs w:val="18"/>
               </w:rPr>
-              <w:t>.093</w:t>
+              <w:t>.09</w:t>
             </w:r>
           </w:p>
         </w:tc>
@@ -15641,6 +16047,12 @@
         </w:tc>
       </w:tr>
       <w:tr>
+        <w:tblPrEx>
+          <w:tblCellMar>
+            <w:top w:w="0" w:type="dxa"/>
+            <w:bottom w:w="0" w:type="dxa"/>
+          </w:tblCellMar>
+        </w:tblPrEx>
         <w:trPr>
           <w:cantSplit/>
         </w:trPr>
@@ -15785,7 +16197,7 @@
                 <w:sz w:val="18"/>
                 <w:szCs w:val="18"/>
               </w:rPr>
-              <w:t>.900</w:t>
+              <w:t>.90</w:t>
             </w:r>
           </w:p>
         </w:tc>
@@ -15814,7 +16226,7 @@
                 <w:sz w:val="18"/>
                 <w:szCs w:val="18"/>
               </w:rPr>
-              <w:t>.900</w:t>
+              <w:t>0.90</w:t>
             </w:r>
           </w:p>
         </w:tc>
@@ -15878,6 +16290,12 @@
         </w:tc>
       </w:tr>
       <w:tr>
+        <w:tblPrEx>
+          <w:tblCellMar>
+            <w:top w:w="0" w:type="dxa"/>
+            <w:bottom w:w="0" w:type="dxa"/>
+          </w:tblCellMar>
+        </w:tblPrEx>
         <w:trPr>
           <w:cantSplit/>
         </w:trPr>
@@ -16022,7 +16440,7 @@
                 <w:sz w:val="18"/>
                 <w:szCs w:val="18"/>
               </w:rPr>
-              <w:t>.821</w:t>
+              <w:t>.82</w:t>
             </w:r>
           </w:p>
         </w:tc>
@@ -16051,7 +16469,7 @@
                 <w:sz w:val="18"/>
                 <w:szCs w:val="18"/>
               </w:rPr>
-              <w:t>.900</w:t>
+              <w:t>0.90</w:t>
             </w:r>
           </w:p>
         </w:tc>
@@ -16115,6 +16533,12 @@
         </w:tc>
       </w:tr>
       <w:tr>
+        <w:tblPrEx>
+          <w:tblCellMar>
+            <w:top w:w="0" w:type="dxa"/>
+            <w:bottom w:w="0" w:type="dxa"/>
+          </w:tblCellMar>
+        </w:tblPrEx>
         <w:trPr>
           <w:cantSplit/>
         </w:trPr>
@@ -16259,7 +16683,7 @@
                 <w:sz w:val="18"/>
                 <w:szCs w:val="18"/>
               </w:rPr>
-              <w:t>.528</w:t>
+              <w:t>.53</w:t>
             </w:r>
           </w:p>
         </w:tc>
@@ -16288,7 +16712,7 @@
                 <w:sz w:val="18"/>
                 <w:szCs w:val="18"/>
               </w:rPr>
-              <w:t>.900</w:t>
+              <w:t>0.90</w:t>
             </w:r>
           </w:p>
         </w:tc>
@@ -16352,6 +16776,12 @@
         </w:tc>
       </w:tr>
       <w:tr>
+        <w:tblPrEx>
+          <w:tblCellMar>
+            <w:top w:w="0" w:type="dxa"/>
+            <w:bottom w:w="0" w:type="dxa"/>
+          </w:tblCellMar>
+        </w:tblPrEx>
         <w:trPr>
           <w:cantSplit/>
         </w:trPr>
@@ -16496,7 +16926,7 @@
                 <w:sz w:val="18"/>
                 <w:szCs w:val="18"/>
               </w:rPr>
-              <w:t>.495</w:t>
+              <w:t>.50</w:t>
             </w:r>
           </w:p>
         </w:tc>
@@ -16525,7 +16955,7 @@
                 <w:sz w:val="18"/>
                 <w:szCs w:val="18"/>
               </w:rPr>
-              <w:t>.900</w:t>
+              <w:t>0.90</w:t>
             </w:r>
           </w:p>
         </w:tc>
@@ -16589,6 +17019,12 @@
         </w:tc>
       </w:tr>
       <w:tr>
+        <w:tblPrEx>
+          <w:tblCellMar>
+            <w:top w:w="0" w:type="dxa"/>
+            <w:bottom w:w="0" w:type="dxa"/>
+          </w:tblCellMar>
+        </w:tblPrEx>
         <w:trPr>
           <w:cantSplit/>
         </w:trPr>
@@ -16733,7 +17169,7 @@
                 <w:sz w:val="18"/>
                 <w:szCs w:val="18"/>
               </w:rPr>
-              <w:t>.706</w:t>
+              <w:t>.71</w:t>
             </w:r>
           </w:p>
         </w:tc>
@@ -16891,7 +17327,7 @@
           <w:left w:w="10" w:type="dxa"/>
           <w:right w:w="10" w:type="dxa"/>
         </w:tblCellMar>
-        <w:tblLook w:val="0000" w:firstRow="0" w:lastRow="0" w:firstColumn="0" w:lastColumn="0" w:noHBand="0" w:noVBand="0"/>
+        <w:tblLook w:val="04A0" w:firstRow="1" w:lastRow="0" w:firstColumn="1" w:lastColumn="0" w:noHBand="0" w:noVBand="1"/>
       </w:tblPr>
       <w:tblGrid>
         <w:gridCol w:w="1714"/>
@@ -16903,6 +17339,12 @@
         <w:gridCol w:w="1070"/>
       </w:tblGrid>
       <w:tr>
+        <w:tblPrEx>
+          <w:tblCellMar>
+            <w:top w:w="0" w:type="dxa"/>
+            <w:bottom w:w="0" w:type="dxa"/>
+          </w:tblCellMar>
+        </w:tblPrEx>
         <w:trPr>
           <w:cantSplit/>
           <w:tblHeader/>
@@ -17019,9 +17461,6 @@
           <w:p>
             <w:pPr>
               <w:spacing w:after="30"/>
-              <w:rPr>
-                <w:lang w:val="es-ES"/>
-              </w:rPr>
             </w:pPr>
             <w:r>
               <w:rPr>
@@ -17029,10 +17468,31 @@
                 <w:bCs/>
                 <w:sz w:val="18"/>
                 <w:szCs w:val="18"/>
-                <w:lang w:val="es-ES"/>
-              </w:rPr>
-              <w:t xml:space="preserve">No-model persistence: mean </w:t>
-            </w:r>
+              </w:rPr>
+              <w:t>No-model persistence: mean ρ (95% CI)</w:t>
+            </w:r>
+          </w:p>
+        </w:tc>
+        <w:tc>
+          <w:tcPr>
+            <w:tcW w:w="2785" w:type="dxa"/>
+            <w:tcBorders>
+              <w:top w:val="single" w:sz="4" w:space="0" w:color="808080"/>
+              <w:left w:val="single" w:sz="4" w:space="0" w:color="808080"/>
+              <w:bottom w:val="single" w:sz="4" w:space="0" w:color="808080"/>
+              <w:right w:val="single" w:sz="4" w:space="0" w:color="808080"/>
+            </w:tcBorders>
+            <w:tcMar>
+              <w:top w:w="50" w:type="dxa"/>
+              <w:left w:w="90" w:type="dxa"/>
+              <w:bottom w:w="50" w:type="dxa"/>
+              <w:right w:w="90" w:type="dxa"/>
+            </w:tcMar>
+          </w:tcPr>
+          <w:p>
+            <w:pPr>
+              <w:spacing w:after="30"/>
+            </w:pPr>
             <w:r>
               <w:rPr>
                 <w:b/>
@@ -17040,23 +17500,44 @@
                 <w:sz w:val="18"/>
                 <w:szCs w:val="18"/>
               </w:rPr>
-              <w:t>ρ</w:t>
-            </w:r>
+              <w:t>Learned persistence: mean ρ (95% CI)</w:t>
+            </w:r>
+          </w:p>
+        </w:tc>
+        <w:tc>
+          <w:tcPr>
+            <w:tcW w:w="2785" w:type="dxa"/>
+            <w:tcBorders>
+              <w:top w:val="single" w:sz="4" w:space="0" w:color="808080"/>
+              <w:left w:val="single" w:sz="4" w:space="0" w:color="808080"/>
+              <w:bottom w:val="single" w:sz="4" w:space="0" w:color="808080"/>
+              <w:right w:val="single" w:sz="4" w:space="0" w:color="808080"/>
+            </w:tcBorders>
+            <w:tcMar>
+              <w:top w:w="50" w:type="dxa"/>
+              <w:left w:w="90" w:type="dxa"/>
+              <w:bottom w:w="50" w:type="dxa"/>
+              <w:right w:w="90" w:type="dxa"/>
+            </w:tcMar>
+          </w:tcPr>
+          <w:p>
+            <w:pPr>
+              <w:spacing w:after="30"/>
+            </w:pPr>
             <w:r>
               <w:rPr>
                 <w:b/>
                 <w:bCs/>
                 <w:sz w:val="18"/>
                 <w:szCs w:val="18"/>
-                <w:lang w:val="es-ES"/>
-              </w:rPr>
-              <w:t xml:space="preserve"> (95% CI)</w:t>
-            </w:r>
-          </w:p>
-        </w:tc>
-        <w:tc>
-          <w:tcPr>
-            <w:tcW w:w="2785" w:type="dxa"/>
+              </w:rPr>
+              <w:t>Learned minus no-model (95% CI)</w:t>
+            </w:r>
+          </w:p>
+        </w:tc>
+        <w:tc>
+          <w:tcPr>
+            <w:tcW w:w="1070" w:type="dxa"/>
             <w:tcBorders>
               <w:top w:val="single" w:sz="4" w:space="0" w:color="808080"/>
               <w:left w:val="single" w:sz="4" w:space="0" w:color="808080"/>
@@ -17081,74 +17562,18 @@
                 <w:sz w:val="18"/>
                 <w:szCs w:val="18"/>
               </w:rPr>
-              <w:t>Learned persistence: mean ρ (95% CI)</w:t>
-            </w:r>
-          </w:p>
-        </w:tc>
-        <w:tc>
-          <w:tcPr>
-            <w:tcW w:w="2785" w:type="dxa"/>
-            <w:tcBorders>
-              <w:top w:val="single" w:sz="4" w:space="0" w:color="808080"/>
-              <w:left w:val="single" w:sz="4" w:space="0" w:color="808080"/>
-              <w:bottom w:val="single" w:sz="4" w:space="0" w:color="808080"/>
-              <w:right w:val="single" w:sz="4" w:space="0" w:color="808080"/>
-            </w:tcBorders>
-            <w:tcMar>
-              <w:top w:w="50" w:type="dxa"/>
-              <w:left w:w="90" w:type="dxa"/>
-              <w:bottom w:w="50" w:type="dxa"/>
-              <w:right w:w="90" w:type="dxa"/>
-            </w:tcMar>
-          </w:tcPr>
-          <w:p>
-            <w:pPr>
-              <w:spacing w:after="30"/>
-            </w:pPr>
-            <w:r>
-              <w:rPr>
-                <w:b/>
-                <w:bCs/>
-                <w:sz w:val="18"/>
-                <w:szCs w:val="18"/>
-              </w:rPr>
-              <w:t>Learned minus no-model (95% CI)</w:t>
-            </w:r>
-          </w:p>
-        </w:tc>
-        <w:tc>
-          <w:tcPr>
-            <w:tcW w:w="1070" w:type="dxa"/>
-            <w:tcBorders>
-              <w:top w:val="single" w:sz="4" w:space="0" w:color="808080"/>
-              <w:left w:val="single" w:sz="4" w:space="0" w:color="808080"/>
-              <w:bottom w:val="single" w:sz="4" w:space="0" w:color="808080"/>
-              <w:right w:val="single" w:sz="4" w:space="0" w:color="808080"/>
-            </w:tcBorders>
-            <w:tcMar>
-              <w:top w:w="50" w:type="dxa"/>
-              <w:left w:w="90" w:type="dxa"/>
-              <w:bottom w:w="50" w:type="dxa"/>
-              <w:right w:w="90" w:type="dxa"/>
-            </w:tcMar>
-          </w:tcPr>
-          <w:p>
-            <w:pPr>
-              <w:spacing w:after="30"/>
-            </w:pPr>
-            <w:r>
-              <w:rPr>
-                <w:b/>
-                <w:bCs/>
-                <w:sz w:val="18"/>
-                <w:szCs w:val="18"/>
-              </w:rPr>
               <w:t>Ratio</w:t>
             </w:r>
           </w:p>
         </w:tc>
       </w:tr>
       <w:tr>
+        <w:tblPrEx>
+          <w:tblCellMar>
+            <w:top w:w="0" w:type="dxa"/>
+            <w:bottom w:w="0" w:type="dxa"/>
+          </w:tblCellMar>
+        </w:tblPrEx>
         <w:trPr>
           <w:cantSplit/>
         </w:trPr>
@@ -17357,6 +17782,12 @@
         </w:tc>
       </w:tr>
       <w:tr>
+        <w:tblPrEx>
+          <w:tblCellMar>
+            <w:top w:w="0" w:type="dxa"/>
+            <w:bottom w:w="0" w:type="dxa"/>
+          </w:tblCellMar>
+        </w:tblPrEx>
         <w:trPr>
           <w:cantSplit/>
         </w:trPr>
@@ -17565,6 +17996,12 @@
         </w:tc>
       </w:tr>
       <w:tr>
+        <w:tblPrEx>
+          <w:tblCellMar>
+            <w:top w:w="0" w:type="dxa"/>
+            <w:bottom w:w="0" w:type="dxa"/>
+          </w:tblCellMar>
+        </w:tblPrEx>
         <w:trPr>
           <w:cantSplit/>
         </w:trPr>
@@ -17773,6 +18210,12 @@
         </w:tc>
       </w:tr>
       <w:tr>
+        <w:tblPrEx>
+          <w:tblCellMar>
+            <w:top w:w="0" w:type="dxa"/>
+            <w:bottom w:w="0" w:type="dxa"/>
+          </w:tblCellMar>
+        </w:tblPrEx>
         <w:trPr>
           <w:cantSplit/>
         </w:trPr>
@@ -18005,6 +18448,7 @@
           <w:sz w:val="20"/>
           <w:szCs w:val="20"/>
         </w:rPr>
+        <w:lastRenderedPageBreak/>
         <w:t>Table 10.</w:t>
       </w:r>
       <w:r>
@@ -18030,7 +18474,7 @@
           <w:left w:w="10" w:type="dxa"/>
           <w:right w:w="10" w:type="dxa"/>
         </w:tblCellMar>
-        <w:tblLook w:val="0000" w:firstRow="0" w:lastRow="0" w:firstColumn="0" w:lastColumn="0" w:noHBand="0" w:noVBand="0"/>
+        <w:tblLook w:val="04A0" w:firstRow="1" w:lastRow="0" w:firstColumn="1" w:lastColumn="0" w:noHBand="0" w:noVBand="1"/>
       </w:tblPr>
       <w:tblGrid>
         <w:gridCol w:w="1757"/>
@@ -18042,6 +18486,12 @@
         <w:gridCol w:w="2196"/>
       </w:tblGrid>
       <w:tr>
+        <w:tblPrEx>
+          <w:tblCellMar>
+            <w:top w:w="0" w:type="dxa"/>
+            <w:bottom w:w="0" w:type="dxa"/>
+          </w:tblCellMar>
+        </w:tblPrEx>
         <w:trPr>
           <w:cantSplit/>
           <w:tblHeader/>
@@ -18265,6 +18715,12 @@
         </w:tc>
       </w:tr>
       <w:tr>
+        <w:tblPrEx>
+          <w:tblCellMar>
+            <w:top w:w="0" w:type="dxa"/>
+            <w:bottom w:w="0" w:type="dxa"/>
+          </w:tblCellMar>
+        </w:tblPrEx>
         <w:trPr>
           <w:cantSplit/>
         </w:trPr>
@@ -18473,6 +18929,12 @@
         </w:tc>
       </w:tr>
       <w:tr>
+        <w:tblPrEx>
+          <w:tblCellMar>
+            <w:top w:w="0" w:type="dxa"/>
+            <w:bottom w:w="0" w:type="dxa"/>
+          </w:tblCellMar>
+        </w:tblPrEx>
         <w:trPr>
           <w:cantSplit/>
         </w:trPr>
@@ -18501,7 +18963,6 @@
                 <w:sz w:val="18"/>
                 <w:szCs w:val="18"/>
               </w:rPr>
-              <w:lastRenderedPageBreak/>
               <w:t>Raw-feature</w:t>
             </w:r>
           </w:p>
@@ -18682,6 +19143,12 @@
         </w:tc>
       </w:tr>
       <w:tr>
+        <w:tblPrEx>
+          <w:tblCellMar>
+            <w:top w:w="0" w:type="dxa"/>
+            <w:bottom w:w="0" w:type="dxa"/>
+          </w:tblCellMar>
+        </w:tblPrEx>
         <w:trPr>
           <w:cantSplit/>
         </w:trPr>
@@ -18890,6 +19357,12 @@
         </w:tc>
       </w:tr>
       <w:tr>
+        <w:tblPrEx>
+          <w:tblCellMar>
+            <w:top w:w="0" w:type="dxa"/>
+            <w:bottom w:w="0" w:type="dxa"/>
+          </w:tblCellMar>
+        </w:tblPrEx>
         <w:trPr>
           <w:cantSplit/>
         </w:trPr>
@@ -19107,7 +19580,7 @@
           <w:sz w:val="18"/>
           <w:szCs w:val="18"/>
         </w:rPr>
-        <w:t>Source: results_task4_stage0/stage0_diagnostic_summary.csv; n is the number of participants. The intercept moves between refits by more than the slope term on the raw-feature target, and its correlation with the target is negative on the three weak targets.</w:t>
+        <w:t>Source: results_task4_stage0/stage0_diagnostic_summary.csv; n is the number of participants. The intercept moves between refits by more than the slope term on the raw-feature target, and its correlation with the target is negative on the three weak targets. On next-day mood, n is 14 here but 13 in Table 9, because one participant's no-model persistence ρ is undefined (today's mood was constant on that participant's scored days), so Table 9, which compares learned with no-model persistence, uses the 13 participants with both values.</w:t>
       </w:r>
     </w:p>
     <w:p>
@@ -19147,7 +19620,7 @@
           <w:left w:w="10" w:type="dxa"/>
           <w:right w:w="10" w:type="dxa"/>
         </w:tblCellMar>
-        <w:tblLook w:val="0000" w:firstRow="0" w:lastRow="0" w:firstColumn="0" w:lastColumn="0" w:noHBand="0" w:noVBand="0"/>
+        <w:tblLook w:val="04A0" w:firstRow="1" w:lastRow="0" w:firstColumn="1" w:lastColumn="0" w:noHBand="0" w:noVBand="1"/>
       </w:tblPr>
       <w:tblGrid>
         <w:gridCol w:w="1851"/>
@@ -19158,6 +19631,12 @@
         <w:gridCol w:w="1158"/>
       </w:tblGrid>
       <w:tr>
+        <w:tblPrEx>
+          <w:tblCellMar>
+            <w:top w:w="0" w:type="dxa"/>
+            <w:bottom w:w="0" w:type="dxa"/>
+          </w:tblCellMar>
+        </w:tblPrEx>
         <w:trPr>
           <w:cantSplit/>
           <w:tblHeader/>
@@ -19350,6 +19829,12 @@
         </w:tc>
       </w:tr>
       <w:tr>
+        <w:tblPrEx>
+          <w:tblCellMar>
+            <w:top w:w="0" w:type="dxa"/>
+            <w:bottom w:w="0" w:type="dxa"/>
+          </w:tblCellMar>
+        </w:tblPrEx>
         <w:trPr>
           <w:cantSplit/>
         </w:trPr>
@@ -19529,6 +20014,12 @@
         </w:tc>
       </w:tr>
       <w:tr>
+        <w:tblPrEx>
+          <w:tblCellMar>
+            <w:top w:w="0" w:type="dxa"/>
+            <w:bottom w:w="0" w:type="dxa"/>
+          </w:tblCellMar>
+        </w:tblPrEx>
         <w:trPr>
           <w:cantSplit/>
         </w:trPr>
@@ -19773,7 +20264,7 @@
           <w:left w:w="10" w:type="dxa"/>
           <w:right w:w="10" w:type="dxa"/>
         </w:tblCellMar>
-        <w:tblLook w:val="0000" w:firstRow="0" w:lastRow="0" w:firstColumn="0" w:lastColumn="0" w:noHBand="0" w:noVBand="0"/>
+        <w:tblLook w:val="04A0" w:firstRow="1" w:lastRow="0" w:firstColumn="1" w:lastColumn="0" w:noHBand="0" w:noVBand="1"/>
       </w:tblPr>
       <w:tblGrid>
         <w:gridCol w:w="3240"/>
@@ -19784,6 +20275,12 @@
         <w:gridCol w:w="1620"/>
       </w:tblGrid>
       <w:tr>
+        <w:tblPrEx>
+          <w:tblCellMar>
+            <w:top w:w="0" w:type="dxa"/>
+            <w:bottom w:w="0" w:type="dxa"/>
+          </w:tblCellMar>
+        </w:tblPrEx>
         <w:trPr>
           <w:cantSplit/>
           <w:tblHeader/>
@@ -19976,6 +20473,12 @@
         </w:tc>
       </w:tr>
       <w:tr>
+        <w:tblPrEx>
+          <w:tblCellMar>
+            <w:top w:w="0" w:type="dxa"/>
+            <w:bottom w:w="0" w:type="dxa"/>
+          </w:tblCellMar>
+        </w:tblPrEx>
         <w:trPr>
           <w:cantSplit/>
         </w:trPr>
@@ -20155,6 +20658,12 @@
         </w:tc>
       </w:tr>
       <w:tr>
+        <w:tblPrEx>
+          <w:tblCellMar>
+            <w:top w:w="0" w:type="dxa"/>
+            <w:bottom w:w="0" w:type="dxa"/>
+          </w:tblCellMar>
+        </w:tblPrEx>
         <w:trPr>
           <w:cantSplit/>
         </w:trPr>
@@ -20334,6 +20843,12 @@
         </w:tc>
       </w:tr>
       <w:tr>
+        <w:tblPrEx>
+          <w:tblCellMar>
+            <w:top w:w="0" w:type="dxa"/>
+            <w:bottom w:w="0" w:type="dxa"/>
+          </w:tblCellMar>
+        </w:tblPrEx>
         <w:trPr>
           <w:cantSplit/>
         </w:trPr>
@@ -20513,6 +21028,12 @@
         </w:tc>
       </w:tr>
       <w:tr>
+        <w:tblPrEx>
+          <w:tblCellMar>
+            <w:top w:w="0" w:type="dxa"/>
+            <w:bottom w:w="0" w:type="dxa"/>
+          </w:tblCellMar>
+        </w:tblPrEx>
         <w:trPr>
           <w:cantSplit/>
         </w:trPr>
@@ -20692,6 +21213,12 @@
         </w:tc>
       </w:tr>
       <w:tr>
+        <w:tblPrEx>
+          <w:tblCellMar>
+            <w:top w:w="0" w:type="dxa"/>
+            <w:bottom w:w="0" w:type="dxa"/>
+          </w:tblCellMar>
+        </w:tblPrEx>
         <w:trPr>
           <w:cantSplit/>
         </w:trPr>
@@ -20871,6 +21398,12 @@
         </w:tc>
       </w:tr>
       <w:tr>
+        <w:tblPrEx>
+          <w:tblCellMar>
+            <w:top w:w="0" w:type="dxa"/>
+            <w:bottom w:w="0" w:type="dxa"/>
+          </w:tblCellMar>
+        </w:tblPrEx>
         <w:trPr>
           <w:cantSplit/>
         </w:trPr>
@@ -20899,6 +21432,7 @@
                 <w:sz w:val="18"/>
                 <w:szCs w:val="18"/>
               </w:rPr>
+              <w:lastRenderedPageBreak/>
               <w:t>Remove no embargo (L0): leak-free</w:t>
             </w:r>
           </w:p>
@@ -21067,7 +21601,6 @@
         <w:pStyle w:val="Heading1"/>
       </w:pPr>
       <w:r>
-        <w:lastRenderedPageBreak/>
         <w:t>References</w:t>
       </w:r>
     </w:p>
@@ -21092,31 +21625,21 @@
           <w:szCs w:val="20"/>
         </w:rPr>
         <w:tab/>
-        <w:t xml:space="preserve">Patel H, Kandasamy I. NDI_Depression_Risk_Index: analysis code, configuration files, and results archive, release v1.5-final. GitHub. 2026. URL: </w:t>
-      </w:r>
-      <w:hyperlink r:id="rId6" w:history="1">
-        <w:r>
-          <w:rPr>
-            <w:rStyle w:val="Hyperlink"/>
-            <w:sz w:val="20"/>
-            <w:szCs w:val="20"/>
-          </w:rPr>
-          <w:t>https://github.com/hpatel09112004/NDI_Depression_Risk_Index</w:t>
-        </w:r>
-      </w:hyperlink>
-      <w:r>
-        <w:rPr>
-          <w:sz w:val="20"/>
-          <w:szCs w:val="20"/>
-        </w:rPr>
-        <w:t xml:space="preserve"> </w:t>
+        <w:t>Patel H, Kandasamy I. NDI_Depression_Risk_Index: analysis code, configuration files, and results archive, release v1.5-final. GitHub. 2026. URL: https://github.com/hpatel09112004/NDI_Depression_Risk_Index [accessed 2026-10-1</w:t>
       </w:r>
       <w:r>
         <w:rPr>
           <w:sz w:val="20"/>
           <w:szCs w:val="20"/>
         </w:rPr>
-        <w:t>[accessed 2026-10-18]</w:t>
+        <w:t>9</w:t>
+      </w:r>
+      <w:r>
+        <w:rPr>
+          <w:sz w:val="20"/>
+          <w:szCs w:val="20"/>
+        </w:rPr>
+        <w:t>]</w:t>
       </w:r>
     </w:p>
     <w:p>
@@ -21156,10 +21679,10 @@
 <file path=word/numbering.xml><?xml version="1.0" encoding="utf-8"?>
 <w:numbering xmlns:wpc="http://schemas.microsoft.com/office/word/2010/wordprocessingCanvas" xmlns:cx="http://schemas.microsoft.com/office/drawing/2014/chartex" xmlns:cx1="http://schemas.microsoft.com/office/drawing/2015/9/8/chartex" xmlns:cx2="http://schemas.microsoft.com/office/drawing/2015/10/21/chartex" xmlns:cx3="http://schemas.microsoft.com/office/drawing/2016/5/9/chartex" xmlns:cx4="http://schemas.microsoft.com/office/drawing/2016/5/10/chartex" xmlns:cx5="http://schemas.microsoft.com/office/drawing/2016/5/11/chartex" xmlns:cx6="http://schemas.microsoft.com/office/drawing/2016/5/12/chartex" xmlns:cx7="http://schemas.microsoft.com/office/drawing/2016/5/13/chartex" xmlns:cx8="http://schemas.microsoft.com/office/drawing/2016/5/14/chartex" xmlns:mc="http://schemas.openxmlformats.org/markup-compatibility/2006" xmlns:aink="http://schemas.microsoft.com/office/drawing/2016/ink" xmlns:am3d="http://schemas.microsoft.com/office/drawing/2017/model3d" xmlns:o="urn:schemas-microsoft-com:office:office" xmlns:oel="http://schemas.microsoft.com/office/2019/extlst" xmlns:r="http://schemas.openxmlformats.org/officeDocument/2006/relationships" xmlns:m="http://schemas.openxmlformats.org/officeDocument/2006/math" xmlns:v="urn:schemas-microsoft-com:vml" xmlns:wp14="http://schemas.microsoft.com/office/word/2010/wordprocessingDrawing" xmlns:wp="http://schemas.openxmlformats.org/drawingml/2006/wordprocessingDrawing" xmlns:w10="urn:schemas-microsoft-com:office:word" xmlns:w="http://schemas.openxmlformats.org/wordprocessingml/2006/main" xmlns:w14="http://schemas.microsoft.com/office/word/2010/wordml" xmlns:w15="http://schemas.microsoft.com/office/word/2012/wordml" xmlns:w16cex="http://schemas.microsoft.com/office/word/2018/wordml/cex" xmlns:w16cid="http://schemas.microsoft.com/office/word/2016/wordml/cid" xmlns:w16="http://schemas.microsoft.com/office/word/2018/wordml" xmlns:w16du="http://schemas.microsoft.com/office/word/2023/wordml/word16du" xmlns:w16sdtdh="http://schemas.microsoft.com/office/word/2020/wordml/sdtdatahash" xmlns:w16sdtfl="http://schemas.microsoft.com/office/word/2024/wordml/sdtformatlock" xmlns:w16se="http://schemas.microsoft.com/office/word/2015/wordml/symex" xmlns:wpg="http://schemas.microsoft.com/office/word/2010/wordprocessingGroup" xmlns:wpi="http://schemas.microsoft.com/office/word/2010/wordprocessingInk" xmlns:wne="http://schemas.microsoft.com/office/word/2006/wordml" xmlns:wps="http://schemas.microsoft.com/office/word/2010/wordprocessingShape" mc:Ignorable="w14 w15 w16se w16cid w16 w16cex w16sdtdh w16sdtfl w16du wp14">
   <w:abstractNum w:abstractNumId="0" w15:restartNumberingAfterBreak="0">
-    <w:nsid w:val="327C7F37"/>
+    <w:nsid w:val="74041E13"/>
     <w:multiLevelType w:val="hybridMultilevel"/>
-    <w:tmpl w:val="728A9720"/>
-    <w:lvl w:ilvl="0" w:tplc="1022650A">
+    <w:tmpl w:val="92EE4E52"/>
+    <w:lvl w:ilvl="0" w:tplc="38CE9F12">
       <w:start w:val="1"/>
       <w:numFmt w:val="bullet"/>
       <w:lvlText w:val="●"/>
@@ -21168,7 +21691,7 @@
         <w:ind w:left="720" w:hanging="360"/>
       </w:pPr>
     </w:lvl>
-    <w:lvl w:ilvl="1" w:tplc="94D2BBE8">
+    <w:lvl w:ilvl="1" w:tplc="E7BA8AB2">
       <w:start w:val="1"/>
       <w:numFmt w:val="bullet"/>
       <w:lvlText w:val="○"/>
@@ -21177,7 +21700,7 @@
         <w:ind w:left="1440" w:hanging="360"/>
       </w:pPr>
     </w:lvl>
-    <w:lvl w:ilvl="2" w:tplc="6ADA9020">
+    <w:lvl w:ilvl="2" w:tplc="3E86295A">
       <w:start w:val="1"/>
       <w:numFmt w:val="bullet"/>
       <w:lvlText w:val="■"/>
@@ -21186,7 +21709,7 @@
         <w:ind w:left="2160" w:hanging="360"/>
       </w:pPr>
     </w:lvl>
-    <w:lvl w:ilvl="3" w:tplc="C77A38E0">
+    <w:lvl w:ilvl="3" w:tplc="D8002F56">
       <w:start w:val="1"/>
       <w:numFmt w:val="bullet"/>
       <w:lvlText w:val="●"/>
@@ -21195,7 +21718,7 @@
         <w:ind w:left="2880" w:hanging="360"/>
       </w:pPr>
     </w:lvl>
-    <w:lvl w:ilvl="4" w:tplc="5B4039DE">
+    <w:lvl w:ilvl="4" w:tplc="640C9562">
       <w:start w:val="1"/>
       <w:numFmt w:val="bullet"/>
       <w:lvlText w:val="○"/>
@@ -21204,7 +21727,7 @@
         <w:ind w:left="3600" w:hanging="360"/>
       </w:pPr>
     </w:lvl>
-    <w:lvl w:ilvl="5" w:tplc="597A341A">
+    <w:lvl w:ilvl="5" w:tplc="47F8597C">
       <w:start w:val="1"/>
       <w:numFmt w:val="bullet"/>
       <w:lvlText w:val="■"/>
@@ -21213,7 +21736,7 @@
         <w:ind w:left="4320" w:hanging="360"/>
       </w:pPr>
     </w:lvl>
-    <w:lvl w:ilvl="6" w:tplc="146A7F3C">
+    <w:lvl w:ilvl="6" w:tplc="3B82618A">
       <w:start w:val="1"/>
       <w:numFmt w:val="bullet"/>
       <w:lvlText w:val="●"/>
@@ -21222,7 +21745,7 @@
         <w:ind w:left="5040" w:hanging="360"/>
       </w:pPr>
     </w:lvl>
-    <w:lvl w:ilvl="7" w:tplc="963857E6">
+    <w:lvl w:ilvl="7" w:tplc="7E143628">
       <w:start w:val="1"/>
       <w:numFmt w:val="bullet"/>
       <w:lvlText w:val="●"/>
@@ -21231,7 +21754,7 @@
         <w:ind w:left="5760" w:hanging="360"/>
       </w:pPr>
     </w:lvl>
-    <w:lvl w:ilvl="8" w:tplc="8B465F0C">
+    <w:lvl w:ilvl="8" w:tplc="10ECAE62">
       <w:start w:val="1"/>
       <w:numFmt w:val="bullet"/>
       <w:lvlText w:val="●"/>
@@ -21241,7 +21764,7 @@
       </w:pPr>
     </w:lvl>
   </w:abstractNum>
-  <w:num w:numId="1" w16cid:durableId="401485734">
+  <w:num w:numId="1" w16cid:durableId="163715754">
     <w:abstractNumId w:val="0"/>
     <w:lvlOverride w:ilvl="0">
       <w:startOverride w:val="1"/>
@@ -21740,6 +22263,7 @@
   <w:style w:type="character" w:default="1" w:styleId="DefaultParagraphFont">
     <w:name w:val="Default Paragraph Font"/>
     <w:uiPriority w:val="1"/>
+    <w:semiHidden/>
     <w:unhideWhenUsed/>
   </w:style>
   <w:style w:type="table" w:default="1" w:styleId="TableNormal">
@@ -21853,18 +22377,6 @@
     <w:rPr>
       <w:sz w:val="20"/>
       <w:szCs w:val="20"/>
-    </w:rPr>
-  </w:style>
-  <w:style w:type="character" w:styleId="UnresolvedMention">
-    <w:name w:val="Unresolved Mention"/>
-    <w:basedOn w:val="DefaultParagraphFont"/>
-    <w:uiPriority w:val="99"/>
-    <w:semiHidden/>
-    <w:unhideWhenUsed/>
-    <w:rsid w:val="005D7C1A"/>
-    <w:rPr>
-      <w:color w:val="605E5C"/>
-      <w:shd w:val="clear" w:color="auto" w:fill="E1DFDD"/>
     </w:rPr>
   </w:style>
 </w:styles>
